--- a/svoyo-delo/대본/2부/02화_Dosye.docx
+++ b/svoyo-delo/대본/2부/02화_Dosye.docx
@@ -101,7 +101,7 @@
         <w:t xml:space="preserve"> </w:t>
       </w:r>
       <w:r>
-        <w:t xml:space="preserve">- 비즈니스 스킬: 규제 서류 체크리스트, 갭 분석, 공급사에 대한 정밀 질문, 안정성(가속 vs 실시간) 데이터, 아포스티유·공증 번역, 계약 변경 vs 신규 계약(경경 vs 경신)</w:t>
+        <w:t xml:space="preserve">- 비즈니스 스킬: 규제 서류 체크리스트, 갭 분석, 공급사에 대한 정밀 질문, 안정성(가속 vs 실시간) 데이터, 아포스티유·공증 번역, 계약 변경 vs 신규 계약</w:t>
       </w:r>
       <w:r>
         <w:t xml:space="preserve"> </w:t>

--- a/svoyo-delo/대본/2부/02화_Dosye.docx
+++ b/svoyo-delo/대본/2부/02화_Dosye.docx
@@ -113,7 +113,7 @@
         <w:t xml:space="preserve"> </w:t>
       </w:r>
       <w:r>
-        <w:t xml:space="preserve">- 규칙: 지문 없음. 전 화 100% 「화자명: 대사」. 1턴 15단어 이내 + 긴 턴 10~15회(25~35단어). 문법 초점: 서수(первое…четырнадцатое), 가정법(Если бы мы вернули…, что бы подумал…?), 대비(не…, а…).</w:t>
+        <w:t xml:space="preserve">- 규칙: 지문 없음. 전 화 100% 「화자명: 대사」. 1턴 20단어 이내 + 긴 턴 10~15회(30~50단어). 문법 초점: 서수(первое…четырнадцатое), 가정법(Если бы мы вернули…, что бы подумал…?), 대비(не…, а…).</w:t>
       </w:r>
       <w:r>
         <w:t xml:space="preserve"> </w:t>
@@ -277,119 +277,119 @@
         <w:pStyle w:val="FirstParagraph"/>
       </w:pPr>
       <w:r>
-        <w:t xml:space="preserve">OLGA: Вот. Это не книга. Это список. Регистрационное досье. Четырнадцать разделов.</w:t>
-      </w:r>
-    </w:p>
-    <w:p>
-      <w:pPr>
-        <w:pStyle w:val="BodyText"/>
-      </w:pPr>
-      <w:r>
-        <w:t xml:space="preserve">ALEKSEY: Четырнадцать? Я думал, пять-шесть.</w:t>
-      </w:r>
-    </w:p>
-    <w:p>
-      <w:pPr>
-        <w:pStyle w:val="BodyText"/>
-      </w:pPr>
-      <w:r>
-        <w:t xml:space="preserve">OLGA: Пять-шесть — это для зубной щётки. Для импланта в лицо — четырнадцать. Минимум.</w:t>
-      </w:r>
-    </w:p>
-    <w:p>
-      <w:pPr>
-        <w:pStyle w:val="BodyText"/>
-      </w:pPr>
-      <w:r>
-        <w:t xml:space="preserve">IRINA: Каждый раздел — это деньги?</w:t>
-      </w:r>
-    </w:p>
-    <w:p>
-      <w:pPr>
-        <w:pStyle w:val="BodyText"/>
-      </w:pPr>
-      <w:r>
-        <w:t xml:space="preserve">OLGA: Каждый раздел — это перевод, печать и время. Значит, да. Деньги.</w:t>
-      </w:r>
-    </w:p>
-    <w:p>
-      <w:pPr>
-        <w:pStyle w:val="BodyText"/>
-      </w:pPr>
-      <w:r>
-        <w:t xml:space="preserve">ALEKSEY: С чего начнём?</w:t>
-      </w:r>
-    </w:p>
-    <w:p>
-      <w:pPr>
-        <w:pStyle w:val="BodyText"/>
-      </w:pPr>
-      <w:r>
-        <w:t xml:space="preserve">OLGA: С самого простого. С заявления. Одна страница. Её я напишу сегодня.</w:t>
-      </w:r>
-    </w:p>
-    <w:p>
-      <w:pPr>
-        <w:pStyle w:val="BodyText"/>
-      </w:pPr>
-      <w:r>
-        <w:t xml:space="preserve">ALEKSEY: А самое трудное?</w:t>
-      </w:r>
-    </w:p>
-    <w:p>
-      <w:pPr>
-        <w:pStyle w:val="BodyText"/>
-      </w:pPr>
-      <w:r>
-        <w:t xml:space="preserve">OLGA: Самое трудное — то, чего корейцы не знают, что у них нет.</w:t>
-      </w:r>
-    </w:p>
-    <w:p>
-      <w:pPr>
-        <w:pStyle w:val="BodyText"/>
-      </w:pPr>
-      <w:r>
-        <w:t xml:space="preserve">IRINA: Это как?</w:t>
-      </w:r>
-    </w:p>
-    <w:p>
-      <w:pPr>
-        <w:pStyle w:val="BodyText"/>
-      </w:pPr>
-      <w:r>
-        <w:t xml:space="preserve">OLGA: Это когда производитель говорит: «Всё есть». А потом эксперт открывает папку, а там не то.</w:t>
-      </w:r>
-    </w:p>
-    <w:p>
-      <w:pPr>
-        <w:pStyle w:val="BodyText"/>
-      </w:pPr>
-      <w:r>
-        <w:t xml:space="preserve">ALEKSEY: Как с шестью шприцами.</w:t>
-      </w:r>
-    </w:p>
-    <w:p>
-      <w:pPr>
-        <w:pStyle w:val="BodyText"/>
-      </w:pPr>
-      <w:r>
-        <w:t xml:space="preserve">OLGA: Хуже. Шприцы видно в коробке. Пробелы в досье видно только эксперту.</w:t>
-      </w:r>
-    </w:p>
-    <w:p>
-      <w:pPr>
-        <w:pStyle w:val="BodyText"/>
-      </w:pPr>
-      <w:r>
-        <w:t xml:space="preserve">IRINA: Тогда давайте искать пробелы до эксперта. Как я когда-то у вас.</w:t>
-      </w:r>
-    </w:p>
-    <w:p>
-      <w:pPr>
-        <w:pStyle w:val="BodyText"/>
-      </w:pPr>
-      <w:r>
-        <w:t xml:space="preserve">ALEKSEY: Читайте. Я записываю.</w:t>
+        <w:t xml:space="preserve">OLGA: Вот, смотрите. Это не книга, а список, то есть регистрационное досье. В нём четырнадцать разделов.</w:t>
+      </w:r>
+    </w:p>
+    <w:p>
+      <w:pPr>
+        <w:pStyle w:val="BodyText"/>
+      </w:pPr>
+      <w:r>
+        <w:t xml:space="preserve">ALEKSEY: Четырнадцать разделов? А я почему-то думал, что их будет пять или шесть.</w:t>
+      </w:r>
+    </w:p>
+    <w:p>
+      <w:pPr>
+        <w:pStyle w:val="BodyText"/>
+      </w:pPr>
+      <w:r>
+        <w:t xml:space="preserve">OLGA: Пять-шесть разделов бывает для зубной щётки. А для импланта в лицо нужно четырнадцать, и это минимум.</w:t>
+      </w:r>
+    </w:p>
+    <w:p>
+      <w:pPr>
+        <w:pStyle w:val="BodyText"/>
+      </w:pPr>
+      <w:r>
+        <w:t xml:space="preserve">IRINA: Скажите сразу, Ольга Петровна: каждый раздел — это отдельные деньги?</w:t>
+      </w:r>
+    </w:p>
+    <w:p>
+      <w:pPr>
+        <w:pStyle w:val="BodyText"/>
+      </w:pPr>
+      <w:r>
+        <w:t xml:space="preserve">OLGA: Каждый раздел — это перевод, печать и время. Значит, да, это деньги, и немалые.</w:t>
+      </w:r>
+    </w:p>
+    <w:p>
+      <w:pPr>
+        <w:pStyle w:val="BodyText"/>
+      </w:pPr>
+      <w:r>
+        <w:t xml:space="preserve">ALEKSEY: Хорошо, понятно. А с чего мы начнём, чтобы не запутаться в первый же день?</w:t>
+      </w:r>
+    </w:p>
+    <w:p>
+      <w:pPr>
+        <w:pStyle w:val="BodyText"/>
+      </w:pPr>
+      <w:r>
+        <w:t xml:space="preserve">OLGA: Начнём с самого простого, то есть с заявления. Это одна страница, и её я напишу сегодня.</w:t>
+      </w:r>
+    </w:p>
+    <w:p>
+      <w:pPr>
+        <w:pStyle w:val="BodyText"/>
+      </w:pPr>
+      <w:r>
+        <w:t xml:space="preserve">ALEKSEY: А что тогда самое трудное во всём этом досье?</w:t>
+      </w:r>
+    </w:p>
+    <w:p>
+      <w:pPr>
+        <w:pStyle w:val="BodyText"/>
+      </w:pPr>
+      <w:r>
+        <w:t xml:space="preserve">OLGA: Самое трудное — это то, чего корейцы не знают, что у них нет.</w:t>
+      </w:r>
+    </w:p>
+    <w:p>
+      <w:pPr>
+        <w:pStyle w:val="BodyText"/>
+      </w:pPr>
+      <w:r>
+        <w:t xml:space="preserve">IRINA: Как это понимать? Объясните, пожалуйста, на каком-нибудь простом примере.</w:t>
+      </w:r>
+    </w:p>
+    <w:p>
+      <w:pPr>
+        <w:pStyle w:val="BodyText"/>
+      </w:pPr>
+      <w:r>
+        <w:t xml:space="preserve">OLGA: Это когда производитель говорит: «Всё есть». А потом эксперт открывает папку, а там совсем не то, что нужно.</w:t>
+      </w:r>
+    </w:p>
+    <w:p>
+      <w:pPr>
+        <w:pStyle w:val="BodyText"/>
+      </w:pPr>
+      <w:r>
+        <w:t xml:space="preserve">ALEKSEY: То есть как было с шестью шприцами, которые мы не заметили?</w:t>
+      </w:r>
+    </w:p>
+    <w:p>
+      <w:pPr>
+        <w:pStyle w:val="BodyText"/>
+      </w:pPr>
+      <w:r>
+        <w:t xml:space="preserve">OLGA: Даже хуже. Шприцы видно в коробке, а пробелы в досье видит только эксперт.</w:t>
+      </w:r>
+    </w:p>
+    <w:p>
+      <w:pPr>
+        <w:pStyle w:val="BodyText"/>
+      </w:pPr>
+      <w:r>
+        <w:t xml:space="preserve">IRINA: Тогда давайте искать пробелы раньше эксперта. Как я когда-то искала их у вас, когда была аудитором.</w:t>
+      </w:r>
+    </w:p>
+    <w:p>
+      <w:pPr>
+        <w:pStyle w:val="BodyText"/>
+      </w:pPr>
+      <w:r>
+        <w:t xml:space="preserve">ALEKSEY: Читайте по порядку, Ольга Петровна, а я всё буду записывать.</w:t>
       </w:r>
     </w:p>
     <w:bookmarkEnd w:id="21"/>
@@ -407,111 +407,111 @@
         <w:pStyle w:val="FirstParagraph"/>
       </w:pPr>
       <w:r>
-        <w:t xml:space="preserve">OLGA: Вот поэтому вы здесь, Белова. Первое — заявление. Второе — доверенность от производителя, что мы — уполномоченный представитель. С апостилем. Без неё мы для эксперта никто, просто люди с папкой.</w:t>
-      </w:r>
-    </w:p>
-    <w:p>
-      <w:pPr>
-        <w:pStyle w:val="BodyText"/>
-      </w:pPr>
-      <w:r>
-        <w:t xml:space="preserve">ALEKSEY: Апостиль — это что?</w:t>
-      </w:r>
-    </w:p>
-    <w:p>
-      <w:pPr>
-        <w:pStyle w:val="BodyText"/>
-      </w:pPr>
-      <w:r>
-        <w:t xml:space="preserve">OLGA: Это международная печать. Корейский документ без апостиля для России — просто бумага. С апостилем — документ.</w:t>
-      </w:r>
-    </w:p>
-    <w:p>
-      <w:pPr>
-        <w:pStyle w:val="BodyText"/>
-      </w:pPr>
-      <w:r>
-        <w:t xml:space="preserve">IRINA: Апостиль делают в Корее?</w:t>
-      </w:r>
-    </w:p>
-    <w:p>
-      <w:pPr>
-        <w:pStyle w:val="BodyText"/>
-      </w:pPr>
-      <w:r>
-        <w:t xml:space="preserve">OLGA: В Корее. Потом нотариальный перевод здесь. Две недели, если корейцы не потеряют курьера.</w:t>
-      </w:r>
-    </w:p>
-    <w:p>
-      <w:pPr>
-        <w:pStyle w:val="BodyText"/>
-      </w:pPr>
-      <w:r>
-        <w:t xml:space="preserve">ALEKSEY: Третье?</w:t>
-      </w:r>
-    </w:p>
-    <w:p>
-      <w:pPr>
-        <w:pStyle w:val="BodyText"/>
-      </w:pPr>
-      <w:r>
-        <w:t xml:space="preserve">OLGA: Третье — техническая документация. Как делают гель, из чего, какие допуски. Сотни страниц.</w:t>
-      </w:r>
-    </w:p>
-    <w:p>
-      <w:pPr>
-        <w:pStyle w:val="BodyText"/>
-      </w:pPr>
-      <w:r>
-        <w:t xml:space="preserve">ALEKSEY: Четвёртое?</w:t>
-      </w:r>
-    </w:p>
-    <w:p>
-      <w:pPr>
-        <w:pStyle w:val="BodyText"/>
-      </w:pPr>
-      <w:r>
-        <w:t xml:space="preserve">OLGA: Эксплуатационная документация. Инструкция для врача. На русском. Каждое слово — как у эксперта в голове.</w:t>
-      </w:r>
-    </w:p>
-    <w:p>
-      <w:pPr>
-        <w:pStyle w:val="BodyText"/>
-      </w:pPr>
-      <w:r>
-        <w:t xml:space="preserve">IRINA: А если в инструкции ошибка?</w:t>
-      </w:r>
-    </w:p>
-    <w:p>
-      <w:pPr>
-        <w:pStyle w:val="BodyText"/>
-      </w:pPr>
-      <w:r>
-        <w:t xml:space="preserve">OLGA: Эксперт найдёт. Или хуже — врач, когда уже продаём.</w:t>
-      </w:r>
-    </w:p>
-    <w:p>
-      <w:pPr>
-        <w:pStyle w:val="BodyText"/>
-      </w:pPr>
-      <w:r>
-        <w:t xml:space="preserve">ALEKSEY: Почему самое опасное?</w:t>
-      </w:r>
-    </w:p>
-    <w:p>
-      <w:pPr>
-        <w:pStyle w:val="BodyText"/>
-      </w:pPr>
-      <w:r>
-        <w:t xml:space="preserve">OLGA: Потому что её читают не эксперты, а люди с шприцем в руке. Ошибка в инструкции — это ошибка в лице пациентки. Эксперт читает раз, а врач — каждый день.</w:t>
-      </w:r>
-    </w:p>
-    <w:p>
-      <w:pPr>
-        <w:pStyle w:val="BodyText"/>
-      </w:pPr>
-      <w:r>
-        <w:t xml:space="preserve">ALEKSEY: Понял. Дальше.</w:t>
+        <w:t xml:space="preserve">OLGA: Вот поэтому вы здесь, Белова. Первое — заявление. Второе — доверенность от производителя о том, что мы уполномоченный представитель, причём с апостилем. Без неё мы для эксперта никто, просто люди с папкой.</w:t>
+      </w:r>
+    </w:p>
+    <w:p>
+      <w:pPr>
+        <w:pStyle w:val="BodyText"/>
+      </w:pPr>
+      <w:r>
+        <w:t xml:space="preserve">ALEKSEY: Простите, а что такое апостиль? Я слышал это слово, но не знаю точно.</w:t>
+      </w:r>
+    </w:p>
+    <w:p>
+      <w:pPr>
+        <w:pStyle w:val="BodyText"/>
+      </w:pPr>
+      <w:r>
+        <w:t xml:space="preserve">OLGA: Это международная печать. Корейский документ без апостиля для России — просто бумага, а с апостилем он становится документом.</w:t>
+      </w:r>
+    </w:p>
+    <w:p>
+      <w:pPr>
+        <w:pStyle w:val="BodyText"/>
+      </w:pPr>
+      <w:r>
+        <w:t xml:space="preserve">IRINA: А апостиль делают в Корее или уже здесь, в Москве?</w:t>
+      </w:r>
+    </w:p>
+    <w:p>
+      <w:pPr>
+        <w:pStyle w:val="BodyText"/>
+      </w:pPr>
+      <w:r>
+        <w:t xml:space="preserve">OLGA: В Корее, а потом здесь нужен нотариальный перевод. Это две недели, если корейцы не потеряют курьера.</w:t>
+      </w:r>
+    </w:p>
+    <w:p>
+      <w:pPr>
+        <w:pStyle w:val="BodyText"/>
+      </w:pPr>
+      <w:r>
+        <w:t xml:space="preserve">ALEKSEY: Понятно. А что у нас идёт третьим пунктом в этом списке?</w:t>
+      </w:r>
+    </w:p>
+    <w:p>
+      <w:pPr>
+        <w:pStyle w:val="BodyText"/>
+      </w:pPr>
+      <w:r>
+        <w:t xml:space="preserve">OLGA: Третье — техническая документация: как делают гель, из чего и какие допуски. Это сотни страниц.</w:t>
+      </w:r>
+    </w:p>
+    <w:p>
+      <w:pPr>
+        <w:pStyle w:val="BodyText"/>
+      </w:pPr>
+      <w:r>
+        <w:t xml:space="preserve">ALEKSEY: Сотни страниц… Хорошо, а что тогда четвёртое?</w:t>
+      </w:r>
+    </w:p>
+    <w:p>
+      <w:pPr>
+        <w:pStyle w:val="BodyText"/>
+      </w:pPr>
+      <w:r>
+        <w:t xml:space="preserve">OLGA: Четвёртое — эксплуатационная документация, то есть инструкция для врача на русском. Каждое слово должно быть таким, как у эксперта в голове.</w:t>
+      </w:r>
+    </w:p>
+    <w:p>
+      <w:pPr>
+        <w:pStyle w:val="BodyText"/>
+      </w:pPr>
+      <w:r>
+        <w:t xml:space="preserve">IRINA: А что будет, если в инструкции всё-таки окажется ошибка?</w:t>
+      </w:r>
+    </w:p>
+    <w:p>
+      <w:pPr>
+        <w:pStyle w:val="BodyText"/>
+      </w:pPr>
+      <w:r>
+        <w:t xml:space="preserve">OLGA: Эксперт её найдёт. Или, что ещё хуже, её найдёт врач, когда мы уже будем продавать.</w:t>
+      </w:r>
+    </w:p>
+    <w:p>
+      <w:pPr>
+        <w:pStyle w:val="BodyText"/>
+      </w:pPr>
+      <w:r>
+        <w:t xml:space="preserve">ALEKSEY: А почему вы считаете, что именно инструкция — самое опасное место?</w:t>
+      </w:r>
+    </w:p>
+    <w:p>
+      <w:pPr>
+        <w:pStyle w:val="BodyText"/>
+      </w:pPr>
+      <w:r>
+        <w:t xml:space="preserve">OLGA: Потому что её читают не только эксперты, но и люди со шприцем в руке. Ошибка в инструкции — это ошибка в лице пациентки. Эксперт читает инструкцию один раз, а врач читает её каждый день.</w:t>
+      </w:r>
+    </w:p>
+    <w:p>
+      <w:pPr>
+        <w:pStyle w:val="BodyText"/>
+      </w:pPr>
+      <w:r>
+        <w:t xml:space="preserve">ALEKSEY: Понял, это действительно серьёзно. Читайте дальше, пожалуйста.</w:t>
       </w:r>
     </w:p>
     <w:p>
@@ -527,159 +527,159 @@
         <w:pStyle w:val="BodyText"/>
       </w:pPr>
       <w:r>
-        <w:t xml:space="preserve">ALEKSEY: Фотографии — это просто?</w:t>
-      </w:r>
-    </w:p>
-    <w:p>
-      <w:pPr>
-        <w:pStyle w:val="BodyText"/>
-      </w:pPr>
-      <w:r>
-        <w:t xml:space="preserve">OLGA: Просто. Но на фоне линейки, с размерами. Эксперт любит линейку.</w:t>
-      </w:r>
-    </w:p>
-    <w:p>
-      <w:pPr>
-        <w:pStyle w:val="BodyText"/>
-      </w:pPr>
-      <w:r>
-        <w:t xml:space="preserve">IRINA: Испытания делаем здесь, в России?</w:t>
-      </w:r>
-    </w:p>
-    <w:p>
-      <w:pPr>
-        <w:pStyle w:val="BodyText"/>
-      </w:pPr>
-      <w:r>
-        <w:t xml:space="preserve">OLGA: Технические — здесь. Образцы уже в лаборатории. Биологические — частично можно корейские, если лаборатория признана.</w:t>
-      </w:r>
-    </w:p>
-    <w:p>
-      <w:pPr>
-        <w:pStyle w:val="BodyText"/>
-      </w:pPr>
-      <w:r>
-        <w:t xml:space="preserve">ALEKSEY: Признана — кем?</w:t>
-      </w:r>
-    </w:p>
-    <w:p>
-      <w:pPr>
-        <w:pStyle w:val="BodyText"/>
-      </w:pPr>
-      <w:r>
-        <w:t xml:space="preserve">OLGA: По международным стандартам. Если у корейской лаборатории есть аккредитация, эксперт её примет. Может быть.</w:t>
-      </w:r>
-    </w:p>
-    <w:p>
-      <w:pPr>
-        <w:pStyle w:val="BodyText"/>
-      </w:pPr>
-      <w:r>
-        <w:t xml:space="preserve">IRINA: «Может быть» — это ваше любимое слово, Ольга Петровна.</w:t>
-      </w:r>
-    </w:p>
-    <w:p>
-      <w:pPr>
-        <w:pStyle w:val="BodyText"/>
-      </w:pPr>
-      <w:r>
-        <w:t xml:space="preserve">OLGA: Это самое честное слово в регистрации. Девятое — клинические данные. Десятое — система качества производителя. Сертификат.</w:t>
-      </w:r>
-    </w:p>
-    <w:p>
-      <w:pPr>
-        <w:pStyle w:val="BodyText"/>
-      </w:pPr>
-      <w:r>
-        <w:t xml:space="preserve">ALEKSEY: У них есть сертификат. Я видел на стене.</w:t>
-      </w:r>
-    </w:p>
-    <w:p>
-      <w:pPr>
-        <w:pStyle w:val="BodyText"/>
-      </w:pPr>
-      <w:r>
-        <w:t xml:space="preserve">OLGA: На стене — это хорошо. А до какого числа он действует? На стене это мелко написано.</w:t>
-      </w:r>
-    </w:p>
-    <w:p>
-      <w:pPr>
-        <w:pStyle w:val="BodyText"/>
-      </w:pPr>
-      <w:r>
-        <w:t xml:space="preserve">ALEKSEY: Не посмотрел.</w:t>
-      </w:r>
-    </w:p>
-    <w:p>
-      <w:pPr>
-        <w:pStyle w:val="BodyText"/>
-      </w:pPr>
-      <w:r>
-        <w:t xml:space="preserve">OLGA: Вот. Это и есть пробел, о котором корейцы не знают, что он у них есть. Одиннадцатое — стерилизация. Двенадцатое — стабильность и срок годности. Мелкий шрифт — самый дорогой.</w:t>
-      </w:r>
-    </w:p>
-    <w:p>
-      <w:pPr>
-        <w:pStyle w:val="BodyText"/>
-      </w:pPr>
-      <w:r>
-        <w:t xml:space="preserve">IRINA: Срок годности — три года. Это написано на коробке.</w:t>
-      </w:r>
-    </w:p>
-    <w:p>
-      <w:pPr>
-        <w:pStyle w:val="BodyText"/>
-      </w:pPr>
-      <w:r>
-        <w:t xml:space="preserve">OLGA: На коробке написать легко. Эксперт спросит: «Докажите». Три года нужно доказать данными. Реальными, а не расчётами. Расчёты эксперт уважает, но верит он только прожитому времени.</w:t>
-      </w:r>
-    </w:p>
-    <w:p>
-      <w:pPr>
-        <w:pStyle w:val="BodyText"/>
-      </w:pPr>
-      <w:r>
-        <w:t xml:space="preserve">ALEKSEY: А какие у корейцев данные?</w:t>
-      </w:r>
-    </w:p>
-    <w:p>
-      <w:pPr>
-        <w:pStyle w:val="BodyText"/>
-      </w:pPr>
-      <w:r>
-        <w:t xml:space="preserve">OLGA: Это я и хочу узнать сегодня в два. Тринадцатое — документы о регистрации в стране производителя. Четырнадцатое — опись. Список всего, что выше. Без описи досье не примут.</w:t>
-      </w:r>
-    </w:p>
-    <w:p>
-      <w:pPr>
-        <w:pStyle w:val="BodyText"/>
-      </w:pPr>
-      <w:r>
-        <w:t xml:space="preserve">IRINA: Я посчитала. Перевод, нотариус, апостиль, курьеры. Около восьмисот тысяч только за бумагу.</w:t>
-      </w:r>
-    </w:p>
-    <w:p>
-      <w:pPr>
-        <w:pStyle w:val="BodyText"/>
-      </w:pPr>
-      <w:r>
-        <w:t xml:space="preserve">OLGA: Это дёшево. Испытания будут дороже. Но бумага — это то, на чём чаще всего спотыкаются.</w:t>
-      </w:r>
-    </w:p>
-    <w:p>
-      <w:pPr>
-        <w:pStyle w:val="BodyText"/>
-      </w:pPr>
-      <w:r>
-        <w:t xml:space="preserve">ALEKSEY: Ольга Петровна, как вы это всё держите в голове?</w:t>
-      </w:r>
-    </w:p>
-    <w:p>
-      <w:pPr>
-        <w:pStyle w:val="BodyText"/>
-      </w:pPr>
-      <w:r>
-        <w:t xml:space="preserve">OLGA: Я не держу. Я держу в папке. Голова забывает. Папка — нет. Как говорит ваша бабушка.</w:t>
+        <w:t xml:space="preserve">ALEKSEY: Фотографии, наверное, самое простое в этом списке, правда?</w:t>
+      </w:r>
+    </w:p>
+    <w:p>
+      <w:pPr>
+        <w:pStyle w:val="BodyText"/>
+      </w:pPr>
+      <w:r>
+        <w:t xml:space="preserve">OLGA: Просто, но только если снимать на фоне линейки, с размерами. Эксперт очень любит линейку.</w:t>
+      </w:r>
+    </w:p>
+    <w:p>
+      <w:pPr>
+        <w:pStyle w:val="BodyText"/>
+      </w:pPr>
+      <w:r>
+        <w:t xml:space="preserve">IRINA: А испытания мы будем делать здесь, в России, или можно использовать корейские?</w:t>
+      </w:r>
+    </w:p>
+    <w:p>
+      <w:pPr>
+        <w:pStyle w:val="BodyText"/>
+      </w:pPr>
+      <w:r>
+        <w:t xml:space="preserve">OLGA: Технические делаем здесь, и образцы уже в лаборатории. Биологические частично можно взять корейские, если лаборатория признана.</w:t>
+      </w:r>
+    </w:p>
+    <w:p>
+      <w:pPr>
+        <w:pStyle w:val="BodyText"/>
+      </w:pPr>
+      <w:r>
+        <w:t xml:space="preserve">ALEKSEY: Признана — а кем именно она должна быть признана?</w:t>
+      </w:r>
+    </w:p>
+    <w:p>
+      <w:pPr>
+        <w:pStyle w:val="BodyText"/>
+      </w:pPr>
+      <w:r>
+        <w:t xml:space="preserve">OLGA: Признана по международным стандартам. Если у корейской лаборатории есть аккредитация, эксперт её примет. Может быть.</w:t>
+      </w:r>
+    </w:p>
+    <w:p>
+      <w:pPr>
+        <w:pStyle w:val="BodyText"/>
+      </w:pPr>
+      <w:r>
+        <w:t xml:space="preserve">IRINA: «Может быть» — это, кажется, ваше любимое слово, Ольга Петровна.</w:t>
+      </w:r>
+    </w:p>
+    <w:p>
+      <w:pPr>
+        <w:pStyle w:val="BodyText"/>
+      </w:pPr>
+      <w:r>
+        <w:t xml:space="preserve">OLGA: Потому что это самое честное слово в регистрации. Девятое — клинические данные. Десятое — система качества производителя, то есть сертификат.</w:t>
+      </w:r>
+    </w:p>
+    <w:p>
+      <w:pPr>
+        <w:pStyle w:val="BodyText"/>
+      </w:pPr>
+      <w:r>
+        <w:t xml:space="preserve">ALEKSEY: У них точно есть сертификат, я сам видел его на стене в Вонджу.</w:t>
+      </w:r>
+    </w:p>
+    <w:p>
+      <w:pPr>
+        <w:pStyle w:val="BodyText"/>
+      </w:pPr>
+      <w:r>
+        <w:t xml:space="preserve">OLGA: На стене — это хорошо. А до какого числа он действует? Это на стене обычно пишут мелко.</w:t>
+      </w:r>
+    </w:p>
+    <w:p>
+      <w:pPr>
+        <w:pStyle w:val="BodyText"/>
+      </w:pPr>
+      <w:r>
+        <w:t xml:space="preserve">ALEKSEY: Честно говоря, я не посмотрел. Мне тогда это даже в голову не пришло.</w:t>
+      </w:r>
+    </w:p>
+    <w:p>
+      <w:pPr>
+        <w:pStyle w:val="BodyText"/>
+      </w:pPr>
+      <w:r>
+        <w:t xml:space="preserve">OLGA: Вот видите. Это и есть пробел, о котором корейцы не знают, что он у них есть. Одиннадцатое — стерилизация. Двенадцатое — стабильность и срок годности. И помните, что мелкий шрифт всегда стоит дороже всего.</w:t>
+      </w:r>
+    </w:p>
+    <w:p>
+      <w:pPr>
+        <w:pStyle w:val="BodyText"/>
+      </w:pPr>
+      <w:r>
+        <w:t xml:space="preserve">IRINA: Срок годности у них три года, это же прямо написано на коробке.</w:t>
+      </w:r>
+    </w:p>
+    <w:p>
+      <w:pPr>
+        <w:pStyle w:val="BodyText"/>
+      </w:pPr>
+      <w:r>
+        <w:t xml:space="preserve">OLGA: На коробке написать легко, а эксперт спросит: «Докажите». Три года нужно доказать данными, реальными, а не расчётами. Расчёты эксперт уважает, но верит он только прожитому времени. Поэтому с ним лучше не спорить без реальных данных.</w:t>
+      </w:r>
+    </w:p>
+    <w:p>
+      <w:pPr>
+        <w:pStyle w:val="BodyText"/>
+      </w:pPr>
+      <w:r>
+        <w:t xml:space="preserve">ALEKSEY: А какие данные есть у корейцев? Вы уже знаете?</w:t>
+      </w:r>
+    </w:p>
+    <w:p>
+      <w:pPr>
+        <w:pStyle w:val="BodyText"/>
+      </w:pPr>
+      <w:r>
+        <w:t xml:space="preserve">OLGA: Это я и хочу узнать сегодня в два. Тринадцатое — документы о регистрации в стране производителя. Четырнадцатое — опись, то есть список всего, что выше. Без описи досье даже не примут, сколько бы страниц в нём ни было.</w:t>
+      </w:r>
+    </w:p>
+    <w:p>
+      <w:pPr>
+        <w:pStyle w:val="BodyText"/>
+      </w:pPr>
+      <w:r>
+        <w:t xml:space="preserve">IRINA: Я уже посчитала: перевод, нотариус, апостиль и курьеры. Только за бумагу выходит около восьмисот тысяч.</w:t>
+      </w:r>
+    </w:p>
+    <w:p>
+      <w:pPr>
+        <w:pStyle w:val="BodyText"/>
+      </w:pPr>
+      <w:r>
+        <w:t xml:space="preserve">OLGA: Это ещё дёшево, испытания будут дороже. Но именно на бумаге чаще всего и спотыкаются.</w:t>
+      </w:r>
+    </w:p>
+    <w:p>
+      <w:pPr>
+        <w:pStyle w:val="BodyText"/>
+      </w:pPr>
+      <w:r>
+        <w:t xml:space="preserve">ALEKSEY: Ольга Петровна, как вы вообще держите всё это в голове?</w:t>
+      </w:r>
+    </w:p>
+    <w:p>
+      <w:pPr>
+        <w:pStyle w:val="BodyText"/>
+      </w:pPr>
+      <w:r>
+        <w:t xml:space="preserve">OLGA: А я и не держу, я держу это в папке. Голова забывает, а папка нет, как говорит ваша бабушка.</w:t>
       </w:r>
     </w:p>
     <w:bookmarkEnd w:id="22"/>
@@ -697,239 +697,239 @@
         <w:pStyle w:val="FirstParagraph"/>
       </w:pPr>
       <w:r>
-        <w:t xml:space="preserve">SOHEE: Здравствуйте. Я готова. Список получила. Четырнадцать. Много.</w:t>
-      </w:r>
-    </w:p>
-    <w:p>
-      <w:pPr>
-        <w:pStyle w:val="BodyText"/>
-      </w:pPr>
-      <w:r>
-        <w:t xml:space="preserve">OLGA: Много. Госпожа Чон, три вопроса. Первый: до какого числа действует ваш сертификат системы качества?</w:t>
-      </w:r>
-    </w:p>
-    <w:p>
-      <w:pPr>
-        <w:pStyle w:val="BodyText"/>
-      </w:pPr>
-      <w:r>
-        <w:t xml:space="preserve">SOHEE: Сертификат… Минуту. Апрель. Следующий апрель.</w:t>
-      </w:r>
-    </w:p>
-    <w:p>
-      <w:pPr>
-        <w:pStyle w:val="BodyText"/>
-      </w:pPr>
-      <w:r>
-        <w:t xml:space="preserve">OLGA: Восемь месяцев. А регистрация — полтора года. Значит, в середине экспертизы сертификат закончится.</w:t>
-      </w:r>
-    </w:p>
-    <w:p>
-      <w:pPr>
-        <w:pStyle w:val="BodyText"/>
-      </w:pPr>
-      <w:r>
-        <w:t xml:space="preserve">SOHEE: Будет новый. Аудит в марте. Каждые три года.</w:t>
-      </w:r>
-    </w:p>
-    <w:p>
-      <w:pPr>
-        <w:pStyle w:val="BodyText"/>
-      </w:pPr>
-      <w:r>
-        <w:t xml:space="preserve">OLGA: Хорошо. Но эксперт должен это знать заранее. Напишите письмо: когда аудит, кто аудитор. Эксперты не любят сюрпризы в середине. Сюрприз в середине экспертизы стоит три месяца.</w:t>
-      </w:r>
-    </w:p>
-    <w:p>
-      <w:pPr>
-        <w:pStyle w:val="BodyText"/>
-      </w:pPr>
-      <w:r>
-        <w:t xml:space="preserve">SOHEE: Письмо. Хорошо. Записала.</w:t>
-      </w:r>
-    </w:p>
-    <w:p>
-      <w:pPr>
-        <w:pStyle w:val="BodyText"/>
-      </w:pPr>
-      <w:r>
-        <w:t xml:space="preserve">OLGA: Второй вопрос. Срок годности три года. Какие у вас данные?</w:t>
-      </w:r>
-    </w:p>
-    <w:p>
-      <w:pPr>
-        <w:pStyle w:val="BodyText"/>
-      </w:pPr>
-      <w:r>
-        <w:t xml:space="preserve">SOHEE: Ускоренное старение. Шесть месяцев при высокой температуре. Расчёт показывает три года.</w:t>
-      </w:r>
-    </w:p>
-    <w:p>
-      <w:pPr>
-        <w:pStyle w:val="BodyText"/>
-      </w:pPr>
-      <w:r>
-        <w:t xml:space="preserve">OLGA: Расчёт. А реальные данные? Гель, который лежал три года при обычной температуре?</w:t>
-      </w:r>
-    </w:p>
-    <w:p>
-      <w:pPr>
-        <w:pStyle w:val="BodyText"/>
-      </w:pPr>
-      <w:r>
-        <w:t xml:space="preserve">SOHEE: Реальные… Есть. Две старые партии. Десять лет назад. Мы храним. Тридцать шесть месяцев — проверены.</w:t>
-      </w:r>
-    </w:p>
-    <w:p>
-      <w:pPr>
-        <w:pStyle w:val="BodyText"/>
-      </w:pPr>
-      <w:r>
-        <w:t xml:space="preserve">OLGA: Отлично. Это очень важно. Пришлите оба. И ускоренные, и реальные. Эксперт любит реальные.</w:t>
-      </w:r>
-    </w:p>
-    <w:p>
-      <w:pPr>
-        <w:pStyle w:val="BodyText"/>
-      </w:pPr>
-      <w:r>
-        <w:t xml:space="preserve">SOHEE: Почему эксперт любит реальные больше?</w:t>
-      </w:r>
-    </w:p>
-    <w:p>
-      <w:pPr>
-        <w:pStyle w:val="BodyText"/>
-      </w:pPr>
-      <w:r>
-        <w:t xml:space="preserve">OLGA: Потому что расчёт — это обещание. А реальные данные — это память. Как журнал мытья пола.</w:t>
-      </w:r>
-    </w:p>
-    <w:p>
-      <w:pPr>
-        <w:pStyle w:val="BodyText"/>
-      </w:pPr>
-      <w:r>
-        <w:t xml:space="preserve">DOYUN: Госпожа Чон улыбается. Она говорит, что Ольга Петровна говорит как наш президент.</w:t>
-      </w:r>
-    </w:p>
-    <w:p>
-      <w:pPr>
-        <w:pStyle w:val="BodyText"/>
-      </w:pPr>
-      <w:r>
-        <w:t xml:space="preserve">OLGA: Передайте ей, что это лучший комплимент за неделю. Третий вопрос. Доверенность и апостиль.</w:t>
-      </w:r>
-    </w:p>
-    <w:p>
-      <w:pPr>
-        <w:pStyle w:val="BodyText"/>
-      </w:pPr>
-      <w:r>
-        <w:t xml:space="preserve">SOHEE: Доверенность — президент подпишет завтра. Апостиль — неделя. Курьер — три дня.</w:t>
-      </w:r>
-    </w:p>
-    <w:p>
-      <w:pPr>
-        <w:pStyle w:val="BodyText"/>
-      </w:pPr>
-      <w:r>
-        <w:t xml:space="preserve">IRINA: Госпожа Чон, отправьте, пожалуйста, двумя курьерами. Оригинал и дубликат. Разными компаниями.</w:t>
-      </w:r>
-    </w:p>
-    <w:p>
-      <w:pPr>
-        <w:pStyle w:val="BodyText"/>
-      </w:pPr>
-      <w:r>
-        <w:t xml:space="preserve">SOHEE: Двумя? Почему?</w:t>
-      </w:r>
-    </w:p>
-    <w:p>
-      <w:pPr>
-        <w:pStyle w:val="BodyText"/>
-      </w:pPr>
-      <w:r>
-        <w:t xml:space="preserve">IRINA: Если один курьер потеряет, второй довезёт. Две недели — это деньги. Курьер стоит дешевле.</w:t>
-      </w:r>
-    </w:p>
-    <w:p>
-      <w:pPr>
-        <w:pStyle w:val="BodyText"/>
-      </w:pPr>
-      <w:r>
-        <w:t xml:space="preserve">SOHEE: Понимаю. Запас — в бумаге. Не в коробке. Я помню.</w:t>
-      </w:r>
-    </w:p>
-    <w:p>
-      <w:pPr>
-        <w:pStyle w:val="BodyText"/>
-      </w:pPr>
-      <w:r>
-        <w:t xml:space="preserve">OLGA: Она помнит лучше нас. И последнее: кто переводит инструкцию?</w:t>
-      </w:r>
-    </w:p>
-    <w:p>
-      <w:pPr>
-        <w:pStyle w:val="BodyText"/>
-      </w:pPr>
-      <w:r>
-        <w:t xml:space="preserve">SOHEE: Агентство в Сеуле. Корейский — русский. Они переводили для Казахстана.</w:t>
-      </w:r>
-    </w:p>
-    <w:p>
-      <w:pPr>
-        <w:pStyle w:val="BodyText"/>
-      </w:pPr>
-      <w:r>
-        <w:t xml:space="preserve">OLGA: Нет. Не агентство в Сеуле. Перевод будет делать человек, который знает медицину и русский. Здесь, в Москве. Тот, кто сам держал шприц и видел осложнения.</w:t>
-      </w:r>
-    </w:p>
-    <w:p>
-      <w:pPr>
-        <w:pStyle w:val="BodyText"/>
-      </w:pPr>
-      <w:r>
-        <w:t xml:space="preserve">SOHEE: Агентство — плохо?</w:t>
-      </w:r>
-    </w:p>
-    <w:p>
-      <w:pPr>
-        <w:pStyle w:val="BodyText"/>
-      </w:pPr>
-      <w:r>
-        <w:t xml:space="preserve">OLGA: Агентство переводит слова. Эксперт читает смысл. Нужен человек, который переводит смысл.</w:t>
-      </w:r>
-    </w:p>
-    <w:p>
-      <w:pPr>
-        <w:pStyle w:val="BodyText"/>
-      </w:pPr>
-      <w:r>
-        <w:t xml:space="preserve">ALEKSEY: Я знаю такого человека. Врач. Алина Гарипова. Она читает корейских врачей на YouTube с субтитрами.</w:t>
-      </w:r>
-    </w:p>
-    <w:p>
-      <w:pPr>
-        <w:pStyle w:val="BodyText"/>
-      </w:pPr>
-      <w:r>
-        <w:t xml:space="preserve">OLGA: Врач-переводчик. Интересно. Но это следующая неделя. Сегодня — сертификат, стабильность и апостиль.</w:t>
-      </w:r>
-    </w:p>
-    <w:p>
-      <w:pPr>
-        <w:pStyle w:val="BodyText"/>
-      </w:pPr>
-      <w:r>
-        <w:t xml:space="preserve">SOHEE: Три задачи. Записала. Спасибо. Сегодня я узнала, чего у нас нет. Это полезно.</w:t>
-      </w:r>
-    </w:p>
-    <w:p>
-      <w:pPr>
-        <w:pStyle w:val="BodyText"/>
-      </w:pPr>
-      <w:r>
-        <w:t xml:space="preserve">OLGA: Это самое полезное, что можно узнать до эксперта. Спокойной ночи, госпожа Чон.</w:t>
+        <w:t xml:space="preserve">SOHEE: Здравствуйте, я готова. Список я получила: четырнадцать разделов. Это очень много.</w:t>
+      </w:r>
+    </w:p>
+    <w:p>
+      <w:pPr>
+        <w:pStyle w:val="BodyText"/>
+      </w:pPr>
+      <w:r>
+        <w:t xml:space="preserve">OLGA: Да, много. Госпожа Чон, у меня три вопроса. Первый: до какого числа действует ваш сертификат системы качества?</w:t>
+      </w:r>
+    </w:p>
+    <w:p>
+      <w:pPr>
+        <w:pStyle w:val="BodyText"/>
+      </w:pPr>
+      <w:r>
+        <w:t xml:space="preserve">SOHEE: Сертификат… Минуту, я посмотрю. До апреля, следующего апреля.</w:t>
+      </w:r>
+    </w:p>
+    <w:p>
+      <w:pPr>
+        <w:pStyle w:val="BodyText"/>
+      </w:pPr>
+      <w:r>
+        <w:t xml:space="preserve">OLGA: Значит, восемь месяцев, а регистрация займёт полтора года. Получается, что сертификат закончится в середине экспертизы.</w:t>
+      </w:r>
+    </w:p>
+    <w:p>
+      <w:pPr>
+        <w:pStyle w:val="BodyText"/>
+      </w:pPr>
+      <w:r>
+        <w:t xml:space="preserve">SOHEE: Будет новый сертификат. Аудит у нас в марте, потому что он проходит каждые три года.</w:t>
+      </w:r>
+    </w:p>
+    <w:p>
+      <w:pPr>
+        <w:pStyle w:val="BodyText"/>
+      </w:pPr>
+      <w:r>
+        <w:t xml:space="preserve">OLGA: Хорошо. Но эксперт должен знать это заранее, поэтому напишите письмо: когда будет аудит и кто аудитор. Эксперты не любят сюрпризы в середине работы. Сюрприз в середине экспертизы стоит три месяца.</w:t>
+      </w:r>
+    </w:p>
+    <w:p>
+      <w:pPr>
+        <w:pStyle w:val="BodyText"/>
+      </w:pPr>
+      <w:r>
+        <w:t xml:space="preserve">SOHEE: Хорошо, письмо. Я записала и завтра всё подготовлю.</w:t>
+      </w:r>
+    </w:p>
+    <w:p>
+      <w:pPr>
+        <w:pStyle w:val="BodyText"/>
+      </w:pPr>
+      <w:r>
+        <w:t xml:space="preserve">OLGA: Тогда второй вопрос. Срок годности у вас три года. Какие у вас есть данные?</w:t>
+      </w:r>
+    </w:p>
+    <w:p>
+      <w:pPr>
+        <w:pStyle w:val="BodyText"/>
+      </w:pPr>
+      <w:r>
+        <w:t xml:space="preserve">SOHEE: У нас есть ускоренное старение: шесть месяцев при высокой температуре. Расчёт показывает три года.</w:t>
+      </w:r>
+    </w:p>
+    <w:p>
+      <w:pPr>
+        <w:pStyle w:val="BodyText"/>
+      </w:pPr>
+      <w:r>
+        <w:t xml:space="preserve">OLGA: Это расчёт. А реальные данные у вас есть? Гель, который пролежал три года при обычной температуре?</w:t>
+      </w:r>
+    </w:p>
+    <w:p>
+      <w:pPr>
+        <w:pStyle w:val="BodyText"/>
+      </w:pPr>
+      <w:r>
+        <w:t xml:space="preserve">SOHEE: Реальные… Да, есть. Две старые партии десять лет назад, мы их храним. Тридцать шесть месяцев проверены.</w:t>
+      </w:r>
+    </w:p>
+    <w:p>
+      <w:pPr>
+        <w:pStyle w:val="BodyText"/>
+      </w:pPr>
+      <w:r>
+        <w:t xml:space="preserve">OLGA: Отлично, это очень важно. Пришлите оба набора, и ускоренные, и реальные данные. Эксперт любит реальные.</w:t>
+      </w:r>
+    </w:p>
+    <w:p>
+      <w:pPr>
+        <w:pStyle w:val="BodyText"/>
+      </w:pPr>
+      <w:r>
+        <w:t xml:space="preserve">SOHEE: А почему эксперт любит реальные данные больше, чем расчёт?</w:t>
+      </w:r>
+    </w:p>
+    <w:p>
+      <w:pPr>
+        <w:pStyle w:val="BodyText"/>
+      </w:pPr>
+      <w:r>
+        <w:t xml:space="preserve">OLGA: Потому что расчёт — это обещание, а реальные данные — это память. Как журнал мытья пола у вашего президента.</w:t>
+      </w:r>
+    </w:p>
+    <w:p>
+      <w:pPr>
+        <w:pStyle w:val="BodyText"/>
+      </w:pPr>
+      <w:r>
+        <w:t xml:space="preserve">DOYUN: Госпожа Чон улыбается. Она говорит, что Ольга Петровна говорит совсем как наш президент.</w:t>
+      </w:r>
+    </w:p>
+    <w:p>
+      <w:pPr>
+        <w:pStyle w:val="BodyText"/>
+      </w:pPr>
+      <w:r>
+        <w:t xml:space="preserve">OLGA: Передайте ей, что это лучший комплимент за неделю. А теперь третий вопрос: доверенность и апостиль.</w:t>
+      </w:r>
+    </w:p>
+    <w:p>
+      <w:pPr>
+        <w:pStyle w:val="BodyText"/>
+      </w:pPr>
+      <w:r>
+        <w:t xml:space="preserve">SOHEE: Доверенность президент подпишет завтра. Апостиль займёт неделю, а курьер ещё три дня.</w:t>
+      </w:r>
+    </w:p>
+    <w:p>
+      <w:pPr>
+        <w:pStyle w:val="BodyText"/>
+      </w:pPr>
+      <w:r>
+        <w:t xml:space="preserve">IRINA: Госпожа Чон, отправьте, пожалуйста, двумя курьерами разных компаний: оригинал и дубликат.</w:t>
+      </w:r>
+    </w:p>
+    <w:p>
+      <w:pPr>
+        <w:pStyle w:val="BodyText"/>
+      </w:pPr>
+      <w:r>
+        <w:t xml:space="preserve">SOHEE: Двумя курьерами? А зачем? Это ведь будет дороже.</w:t>
+      </w:r>
+    </w:p>
+    <w:p>
+      <w:pPr>
+        <w:pStyle w:val="BodyText"/>
+      </w:pPr>
+      <w:r>
+        <w:t xml:space="preserve">IRINA: Если один курьер потеряет документы, второй довезёт. Две недели задержки — это деньги, а курьер стоит дешевле.</w:t>
+      </w:r>
+    </w:p>
+    <w:p>
+      <w:pPr>
+        <w:pStyle w:val="BodyText"/>
+      </w:pPr>
+      <w:r>
+        <w:t xml:space="preserve">SOHEE: Понимаю. Запас должен быть в бумаге, а не в коробке. Я это помню.</w:t>
+      </w:r>
+    </w:p>
+    <w:p>
+      <w:pPr>
+        <w:pStyle w:val="BodyText"/>
+      </w:pPr>
+      <w:r>
+        <w:t xml:space="preserve">OLGA: Похоже, она помнит лучше нас. И последнее: кто у вас будет переводить инструкцию?</w:t>
+      </w:r>
+    </w:p>
+    <w:p>
+      <w:pPr>
+        <w:pStyle w:val="BodyText"/>
+      </w:pPr>
+      <w:r>
+        <w:t xml:space="preserve">SOHEE: Агентство в Сеуле, с корейского на русский. Они уже переводили для Казахстана.</w:t>
+      </w:r>
+    </w:p>
+    <w:p>
+      <w:pPr>
+        <w:pStyle w:val="BodyText"/>
+      </w:pPr>
+      <w:r>
+        <w:t xml:space="preserve">OLGA: Нет, только не агентство в Сеуле. Перевод будет делать человек, который знает и медицину, и русский язык. Здесь, в Москве. Тот, кто сам держал шприц и видел осложнения своими глазами.</w:t>
+      </w:r>
+    </w:p>
+    <w:p>
+      <w:pPr>
+        <w:pStyle w:val="BodyText"/>
+      </w:pPr>
+      <w:r>
+        <w:t xml:space="preserve">SOHEE: А почему агентство — это плохо? Они ведь профессиональные переводчики.</w:t>
+      </w:r>
+    </w:p>
+    <w:p>
+      <w:pPr>
+        <w:pStyle w:val="BodyText"/>
+      </w:pPr>
+      <w:r>
+        <w:t xml:space="preserve">OLGA: Агентство переводит слова, эксперт читает смысл. Поэтому нам нужен человек, который переводит именно смысл.</w:t>
+      </w:r>
+    </w:p>
+    <w:p>
+      <w:pPr>
+        <w:pStyle w:val="BodyText"/>
+      </w:pPr>
+      <w:r>
+        <w:t xml:space="preserve">ALEKSEY: Я знаю такого человека. Это врач, Алина Гарипова. Она смотрит корейских врачей на YouTube с субтитрами.</w:t>
+      </w:r>
+    </w:p>
+    <w:p>
+      <w:pPr>
+        <w:pStyle w:val="BodyText"/>
+      </w:pPr>
+      <w:r>
+        <w:t xml:space="preserve">OLGA: Врач-переводчик? Интересная идея. Но это на следующей неделе, а сегодня сертификат, стабильность и апостиль.</w:t>
+      </w:r>
+    </w:p>
+    <w:p>
+      <w:pPr>
+        <w:pStyle w:val="BodyText"/>
+      </w:pPr>
+      <w:r>
+        <w:t xml:space="preserve">SOHEE: Три задачи, я записала. Спасибо. Сегодня я узнала, чего у нас нет, и это очень полезно.</w:t>
+      </w:r>
+    </w:p>
+    <w:p>
+      <w:pPr>
+        <w:pStyle w:val="BodyText"/>
+      </w:pPr>
+      <w:r>
+        <w:t xml:space="preserve">OLGA: Это самое полезное, что можно узнать до встречи с экспертом. Спокойной ночи, госпожа Чон.</w:t>
       </w:r>
     </w:p>
     <w:bookmarkEnd w:id="23"/>
@@ -947,199 +947,199 @@
         <w:pStyle w:val="FirstParagraph"/>
       </w:pPr>
       <w:r>
-        <w:t xml:space="preserve">IRINA: Доюн, добрый вечер. Это Ирина. Можно личный вопрос? Не от директора. От бухгалтера.</w:t>
-      </w:r>
-    </w:p>
-    <w:p>
-      <w:pPr>
-        <w:pStyle w:val="BodyText"/>
-      </w:pPr>
-      <w:r>
-        <w:t xml:space="preserve">DOYUN: Добрый вечер, Ирина. Можно. У нас час ночи, но я не сплю. Спрашивайте.</w:t>
-      </w:r>
-    </w:p>
-    <w:p>
-      <w:pPr>
-        <w:pStyle w:val="BodyText"/>
-      </w:pPr>
-      <w:r>
-        <w:t xml:space="preserve">IRINA: Если бы мы вернули часть контейнера в Вонджу, что бы подумал президент?</w:t>
-      </w:r>
-    </w:p>
-    <w:p>
-      <w:pPr>
-        <w:pStyle w:val="BodyText"/>
-      </w:pPr>
-      <w:r>
-        <w:t xml:space="preserve">DOYUN: Вы спрашиваете как бухгалтер или как друг?</w:t>
-      </w:r>
-    </w:p>
-    <w:p>
-      <w:pPr>
-        <w:pStyle w:val="BodyText"/>
-      </w:pPr>
-      <w:r>
-        <w:t xml:space="preserve">IRINA: Как бухгалтер, у которого в конце сентября нет тринадцати миллионов.</w:t>
-      </w:r>
-    </w:p>
-    <w:p>
-      <w:pPr>
-        <w:pStyle w:val="BodyText"/>
-      </w:pPr>
-      <w:r>
-        <w:t xml:space="preserve">DOYUN: Тогда отвечу как переводчик, который переводит всё. Если вы попросите «вернуть», он услышит: «измените договор». И скажет «нет». Второй раз. Он не меняет слово, которое дал.</w:t>
-      </w:r>
-    </w:p>
-    <w:p>
-      <w:pPr>
-        <w:pStyle w:val="BodyText"/>
-      </w:pPr>
-      <w:r>
-        <w:t xml:space="preserve">IRINA: Я так и думала. Значит, вариант закрыт.</w:t>
-      </w:r>
-    </w:p>
-    <w:p>
-      <w:pPr>
-        <w:pStyle w:val="BodyText"/>
-      </w:pPr>
-      <w:r>
-        <w:t xml:space="preserve">DOYUN: Не закрыт. Я сказал: «если вы попросите вернуть». Есть другое слово.</w:t>
-      </w:r>
-    </w:p>
-    <w:p>
-      <w:pPr>
-        <w:pStyle w:val="BodyText"/>
-      </w:pPr>
-      <w:r>
-        <w:t xml:space="preserve">IRINA: Какое?</w:t>
-      </w:r>
-    </w:p>
-    <w:p>
-      <w:pPr>
-        <w:pStyle w:val="BodyText"/>
-      </w:pPr>
-      <w:r>
-        <w:t xml:space="preserve">DOYUN: «Купить». Предложите ему новую сделку. Не менять старую, а сделать новую. Сейджин покупает у «Моста» часть товара обратно. По цене минус перевозка.</w:t>
-      </w:r>
-    </w:p>
-    <w:p>
-      <w:pPr>
-        <w:pStyle w:val="BodyText"/>
-      </w:pPr>
-      <w:r>
-        <w:t xml:space="preserve">IRINA: Новая сделка вместо изменения старой. Для него это разница?</w:t>
-      </w:r>
-    </w:p>
-    <w:p>
-      <w:pPr>
-        <w:pStyle w:val="BodyText"/>
-      </w:pPr>
-      <w:r>
-        <w:t xml:space="preserve">DOYUN: Огромная. Старое слово не трогают. Новое — можно дать.</w:t>
-      </w:r>
-    </w:p>
-    <w:p>
-      <w:pPr>
-        <w:pStyle w:val="BodyText"/>
-      </w:pPr>
-      <w:r>
-        <w:t xml:space="preserve">IRINA: Но деньги те же. Шприцы те же. Просто другая бумага.</w:t>
-      </w:r>
-    </w:p>
-    <w:p>
-      <w:pPr>
-        <w:pStyle w:val="BodyText"/>
-      </w:pPr>
-      <w:r>
-        <w:t xml:space="preserve">DOYUN: Для бухгалтера — те же. Для президента — нет. Он говорит: «Форма — это уважение».</w:t>
-      </w:r>
-    </w:p>
-    <w:p>
-      <w:pPr>
-        <w:pStyle w:val="BodyText"/>
-      </w:pPr>
-      <w:r>
-        <w:t xml:space="preserve">IRINA: Сколько шприцев он может купить обратно?</w:t>
-      </w:r>
-    </w:p>
-    <w:p>
-      <w:pPr>
-        <w:pStyle w:val="BodyText"/>
-      </w:pPr>
-      <w:r>
-        <w:t xml:space="preserve">DOYUN: Не знаю. Европейский дистрибьютор просил партию на осень. Может быть, тысячу. Может быть, полторы.</w:t>
-      </w:r>
-    </w:p>
-    <w:p>
-      <w:pPr>
-        <w:pStyle w:val="BodyText"/>
-      </w:pPr>
-      <w:r>
-        <w:t xml:space="preserve">IRINA: Полторы тысячи — это почти четыре миллиона. Это половина моей дыры.</w:t>
-      </w:r>
-    </w:p>
-    <w:p>
-      <w:pPr>
-        <w:pStyle w:val="BodyText"/>
-      </w:pPr>
-      <w:r>
-        <w:t xml:space="preserve">DOYUN: Я не обещаю. Я перевожу возможность. И ещё: предложение должно прийти от вас письменно. С цифрами. Не от Алексея по телефону ночью. Это важно для формы.</w:t>
-      </w:r>
-    </w:p>
-    <w:p>
-      <w:pPr>
-        <w:pStyle w:val="BodyText"/>
-      </w:pPr>
-      <w:r>
-        <w:t xml:space="preserve">IRINA: Почему не от Алексея?</w:t>
-      </w:r>
-    </w:p>
-    <w:p>
-      <w:pPr>
-        <w:pStyle w:val="BodyText"/>
-      </w:pPr>
-      <w:r>
-        <w:t xml:space="preserve">DOYUN: Потому что от Алексея это будет просьба о помощи. От вас — деловое предложение. Президент любит деловые предложения больше, чем просьбы. Просьбу жалеют, а предложение всегда уважают.</w:t>
-      </w:r>
-    </w:p>
-    <w:p>
-      <w:pPr>
-        <w:pStyle w:val="BodyText"/>
-      </w:pPr>
-      <w:r>
-        <w:t xml:space="preserve">IRINA: Доюн, спасибо. Вы сейчас сделали больше, чем банк.</w:t>
-      </w:r>
-    </w:p>
-    <w:p>
-      <w:pPr>
-        <w:pStyle w:val="BodyText"/>
-      </w:pPr>
-      <w:r>
-        <w:t xml:space="preserve">DOYUN: Я ничего не сделал. Я перевёл одно слово. «Вернуть» на «купить». Это моя работа.</w:t>
-      </w:r>
-    </w:p>
-    <w:p>
-      <w:pPr>
-        <w:pStyle w:val="BodyText"/>
-      </w:pPr>
-      <w:r>
-        <w:t xml:space="preserve">IRINA: Ваша работа — переводить смысл. Как сказала сегодня Ольга Петровна про инструкцию.</w:t>
-      </w:r>
-    </w:p>
-    <w:p>
-      <w:pPr>
-        <w:pStyle w:val="BodyText"/>
-      </w:pPr>
-      <w:r>
-        <w:t xml:space="preserve">DOYUN: Тогда я хороший переводчик. Напишите письмо завтра. Я положу его президенту на стол в семь утра. Рядом с тонометром. Он читает бумаги до завода, пока свежая голова.</w:t>
-      </w:r>
-    </w:p>
-    <w:p>
-      <w:pPr>
-        <w:pStyle w:val="BodyText"/>
-      </w:pPr>
-      <w:r>
-        <w:t xml:space="preserve">IRINA: Рядом с тонометром. Тогда он прочитает его спокойно.</w:t>
+        <w:t xml:space="preserve">IRINA: Доюн, добрый вечер, это Ирина. Можно задать вам личный вопрос? Не от директора, а от бухгалтера.</w:t>
+      </w:r>
+    </w:p>
+    <w:p>
+      <w:pPr>
+        <w:pStyle w:val="BodyText"/>
+      </w:pPr>
+      <w:r>
+        <w:t xml:space="preserve">DOYUN: Добрый вечер, Ирина. Конечно, можно. У нас сейчас час ночи, но я не сплю, так что спрашивайте.</w:t>
+      </w:r>
+    </w:p>
+    <w:p>
+      <w:pPr>
+        <w:pStyle w:val="BodyText"/>
+      </w:pPr>
+      <w:r>
+        <w:t xml:space="preserve">IRINA: Скажите честно: если бы мы вернули часть контейнера в Вонджу, что бы подумал президент?</w:t>
+      </w:r>
+    </w:p>
+    <w:p>
+      <w:pPr>
+        <w:pStyle w:val="BodyText"/>
+      </w:pPr>
+      <w:r>
+        <w:t xml:space="preserve">DOYUN: А вы сейчас спрашиваете как бухгалтер или как друг? Для ответа это важно.</w:t>
+      </w:r>
+    </w:p>
+    <w:p>
+      <w:pPr>
+        <w:pStyle w:val="BodyText"/>
+      </w:pPr>
+      <w:r>
+        <w:t xml:space="preserve">IRINA: Как бухгалтер, у которого в конце сентября не хватает тринадцати миллионов.</w:t>
+      </w:r>
+    </w:p>
+    <w:p>
+      <w:pPr>
+        <w:pStyle w:val="BodyText"/>
+      </w:pPr>
+      <w:r>
+        <w:t xml:space="preserve">DOYUN: Тогда я отвечу как переводчик, который переводит всё. Если вы попросите «вернуть», он услышит: «измените договор». И скажет «нет» уже второй раз, потому что он не меняет слово, которое дал.</w:t>
+      </w:r>
+    </w:p>
+    <w:p>
+      <w:pPr>
+        <w:pStyle w:val="BodyText"/>
+      </w:pPr>
+      <w:r>
+        <w:t xml:space="preserve">IRINA: Я так и думала. Значит, этот вариант можно считать закрытым.</w:t>
+      </w:r>
+    </w:p>
+    <w:p>
+      <w:pPr>
+        <w:pStyle w:val="BodyText"/>
+      </w:pPr>
+      <w:r>
+        <w:t xml:space="preserve">DOYUN: Нет, не закрыт. Я сказал: «если вы попросите вернуть». Но есть другое слово.</w:t>
+      </w:r>
+    </w:p>
+    <w:p>
+      <w:pPr>
+        <w:pStyle w:val="BodyText"/>
+      </w:pPr>
+      <w:r>
+        <w:t xml:space="preserve">IRINA: Другое слово? И какое же это слово, Доюн?</w:t>
+      </w:r>
+    </w:p>
+    <w:p>
+      <w:pPr>
+        <w:pStyle w:val="BodyText"/>
+      </w:pPr>
+      <w:r>
+        <w:t xml:space="preserve">DOYUN: «Купить». Предложите ему новую сделку, то есть не менять старую, а сделать новую. Сейджин покупает у «Моста» часть товара обратно по цене минус перевозка. Тогда никто не трогает данное слово, а у вас появляются деньги.</w:t>
+      </w:r>
+    </w:p>
+    <w:p>
+      <w:pPr>
+        <w:pStyle w:val="BodyText"/>
+      </w:pPr>
+      <w:r>
+        <w:t xml:space="preserve">IRINA: Новая сделка вместо изменения старой. Неужели для него это действительно такая большая разница?</w:t>
+      </w:r>
+    </w:p>
+    <w:p>
+      <w:pPr>
+        <w:pStyle w:val="BodyText"/>
+      </w:pPr>
+      <w:r>
+        <w:t xml:space="preserve">DOYUN: Огромная разница. Старое слово не трогают, а новое слово можно дать.</w:t>
+      </w:r>
+    </w:p>
+    <w:p>
+      <w:pPr>
+        <w:pStyle w:val="BodyText"/>
+      </w:pPr>
+      <w:r>
+        <w:t xml:space="preserve">IRINA: Но ведь деньги те же, и шприцы те же. Просто другая бумага.</w:t>
+      </w:r>
+    </w:p>
+    <w:p>
+      <w:pPr>
+        <w:pStyle w:val="BodyText"/>
+      </w:pPr>
+      <w:r>
+        <w:t xml:space="preserve">DOYUN: Для бухгалтера всё то же самое, а для президента нет. Он всегда говорит: «Форма — это уважение».</w:t>
+      </w:r>
+    </w:p>
+    <w:p>
+      <w:pPr>
+        <w:pStyle w:val="BodyText"/>
+      </w:pPr>
+      <w:r>
+        <w:t xml:space="preserve">IRINA: И сколько шприцев он мог бы купить у нас обратно, как вы думаете?</w:t>
+      </w:r>
+    </w:p>
+    <w:p>
+      <w:pPr>
+        <w:pStyle w:val="BodyText"/>
+      </w:pPr>
+      <w:r>
+        <w:t xml:space="preserve">DOYUN: Точно не знаю. Европейский дистрибьютор просил партию на осень: может быть, тысячу, а может быть, полторы.</w:t>
+      </w:r>
+    </w:p>
+    <w:p>
+      <w:pPr>
+        <w:pStyle w:val="BodyText"/>
+      </w:pPr>
+      <w:r>
+        <w:t xml:space="preserve">IRINA: Полторы тысячи — это почти четыре миллиона, то есть половина моей дыры.</w:t>
+      </w:r>
+    </w:p>
+    <w:p>
+      <w:pPr>
+        <w:pStyle w:val="BodyText"/>
+      </w:pPr>
+      <w:r>
+        <w:t xml:space="preserve">DOYUN: Я ничего не обещаю, я только перевожу возможность. И ещё: предложение должно прийти от вас письменно и с цифрами, а не от Алексея по телефону ночью. Для формы это очень важно, поверьте мне.</w:t>
+      </w:r>
+    </w:p>
+    <w:p>
+      <w:pPr>
+        <w:pStyle w:val="BodyText"/>
+      </w:pPr>
+      <w:r>
+        <w:t xml:space="preserve">IRINA: А почему не от Алексея? Он ведь директор и ваш друг.</w:t>
+      </w:r>
+    </w:p>
+    <w:p>
+      <w:pPr>
+        <w:pStyle w:val="BodyText"/>
+      </w:pPr>
+      <w:r>
+        <w:t xml:space="preserve">DOYUN: Потому что от Алексея это будет просьба о помощи, а от вас — деловое предложение. Президент любит деловые предложения больше, чем просьбы. Просьбу жалеют, а предложение всегда уважают, особенно если в нём есть честные цифры.</w:t>
+      </w:r>
+    </w:p>
+    <w:p>
+      <w:pPr>
+        <w:pStyle w:val="BodyText"/>
+      </w:pPr>
+      <w:r>
+        <w:t xml:space="preserve">IRINA: Доюн, спасибо вам. Вы сейчас сделали для нас больше, чем банк.</w:t>
+      </w:r>
+    </w:p>
+    <w:p>
+      <w:pPr>
+        <w:pStyle w:val="BodyText"/>
+      </w:pPr>
+      <w:r>
+        <w:t xml:space="preserve">DOYUN: Я ничего не сделал, я просто перевёл одно слово: «вернуть» на «купить». Это моя работа.</w:t>
+      </w:r>
+    </w:p>
+    <w:p>
+      <w:pPr>
+        <w:pStyle w:val="BodyText"/>
+      </w:pPr>
+      <w:r>
+        <w:t xml:space="preserve">IRINA: Ваша работа — переводить смысл, как сегодня сказала Ольга Петровна про инструкцию.</w:t>
+      </w:r>
+    </w:p>
+    <w:p>
+      <w:pPr>
+        <w:pStyle w:val="BodyText"/>
+      </w:pPr>
+      <w:r>
+        <w:t xml:space="preserve">DOYUN: Тогда я хороший переводчик. Напишите письмо завтра, и я положу его президенту на стол в семь утра, рядом с тонометром. Он читает бумаги до завода, пока голова свежая и никто не мешает.</w:t>
+      </w:r>
+    </w:p>
+    <w:p>
+      <w:pPr>
+        <w:pStyle w:val="BodyText"/>
+      </w:pPr>
+      <w:r>
+        <w:t xml:space="preserve">IRINA: Рядом с тонометром? Тогда он точно прочитает его спокойно.</w:t>
       </w:r>
     </w:p>
     <w:bookmarkEnd w:id="24"/>
@@ -1165,111 +1165,111 @@
         <w:pStyle w:val="BodyText"/>
       </w:pPr>
       <w:r>
-        <w:t xml:space="preserve">IRINA: Звонила. Как бухгалтер. У меня есть идея. Новая сделка. Сейджин покупает часть товара обратно.</w:t>
-      </w:r>
-    </w:p>
-    <w:p>
-      <w:pPr>
-        <w:pStyle w:val="BodyText"/>
-      </w:pPr>
-      <w:r>
-        <w:t xml:space="preserve">ALEKSEY: Обратно? Это же возврат!</w:t>
-      </w:r>
-    </w:p>
-    <w:p>
-      <w:pPr>
-        <w:pStyle w:val="BodyText"/>
-      </w:pPr>
-      <w:r>
-        <w:t xml:space="preserve">IRINA: Нет. Возврат — это изменение договора. Покупка — это новый договор. Для президента — разные вещи.</w:t>
-      </w:r>
-    </w:p>
-    <w:p>
-      <w:pPr>
-        <w:pStyle w:val="BodyText"/>
-      </w:pPr>
-      <w:r>
-        <w:t xml:space="preserve">ALEKSEY: Тогда я позвоню ему сейчас. Объясню.</w:t>
-      </w:r>
-    </w:p>
-    <w:p>
-      <w:pPr>
-        <w:pStyle w:val="BodyText"/>
-      </w:pPr>
-      <w:r>
-        <w:t xml:space="preserve">IRINA: Нет. Письмо. От меня. С цифрами. Доюн положит его на стол в семь утра.</w:t>
-      </w:r>
-    </w:p>
-    <w:p>
-      <w:pPr>
-        <w:pStyle w:val="BodyText"/>
-      </w:pPr>
-      <w:r>
-        <w:t xml:space="preserve">OLGA: Белова права. Вы для них — просьба. Она — предложение.</w:t>
-      </w:r>
-    </w:p>
-    <w:p>
-      <w:pPr>
-        <w:pStyle w:val="BodyText"/>
-      </w:pPr>
-      <w:r>
-        <w:t xml:space="preserve">ALEKSEY: Хорошо. Пишите. А я что делаю?</w:t>
-      </w:r>
-    </w:p>
-    <w:p>
-      <w:pPr>
-        <w:pStyle w:val="BodyText"/>
-      </w:pPr>
-      <w:r>
-        <w:t xml:space="preserve">OLGA: Вы идёте к Гариповой. Нам нужен врач-переводчик для инструкции. Если она согласится.</w:t>
-      </w:r>
-    </w:p>
-    <w:p>
-      <w:pPr>
-        <w:pStyle w:val="BodyText"/>
-      </w:pPr>
-      <w:r>
-        <w:t xml:space="preserve">ALEKSEY: Она согласится. Она ждёт учителя. А тут ей предложат стать учителем для текста.</w:t>
-      </w:r>
-    </w:p>
-    <w:p>
-      <w:pPr>
-        <w:pStyle w:val="BodyText"/>
-      </w:pPr>
-      <w:r>
-        <w:t xml:space="preserve">OLGA: Хорошо сказано. И запомните одну вещь про досье.</w:t>
-      </w:r>
-    </w:p>
-    <w:p>
-      <w:pPr>
-        <w:pStyle w:val="BodyText"/>
-      </w:pPr>
-      <w:r>
-        <w:t xml:space="preserve">ALEKSEY: Какую?</w:t>
-      </w:r>
-    </w:p>
-    <w:p>
-      <w:pPr>
-        <w:pStyle w:val="BodyText"/>
-      </w:pPr>
-      <w:r>
-        <w:t xml:space="preserve">OLGA: Досье — это не бумаги. Это биография изделия. Где родилось, из чего сделано, как живёт, сколько живёт. И что с ним случалось. Хорошее и плохое, всё без исключений.</w:t>
-      </w:r>
-    </w:p>
-    <w:p>
-      <w:pPr>
-        <w:pStyle w:val="BodyText"/>
-      </w:pPr>
-      <w:r>
-        <w:t xml:space="preserve">IRINA: А мы тогда кто?</w:t>
-      </w:r>
-    </w:p>
-    <w:p>
-      <w:pPr>
-        <w:pStyle w:val="BodyText"/>
-      </w:pPr>
-      <w:r>
-        <w:t xml:space="preserve">OLGA: Мы — те, кто пишет эту биографию по-русски. Честно. Чтобы эксперт поверил, что это изделие может жить в России. Без единой выдуманной строчки. Эксперты сразу чувствуют выдумку.</w:t>
+        <w:t xml:space="preserve">IRINA: Звонила, но как бухгалтер. У меня есть идея новой сделки: Сейджин покупает часть товара обратно.</w:t>
+      </w:r>
+    </w:p>
+    <w:p>
+      <w:pPr>
+        <w:pStyle w:val="BodyText"/>
+      </w:pPr>
+      <w:r>
+        <w:t xml:space="preserve">ALEKSEY: Обратно? Но это же самый обычный возврат, разве нет?</w:t>
+      </w:r>
+    </w:p>
+    <w:p>
+      <w:pPr>
+        <w:pStyle w:val="BodyText"/>
+      </w:pPr>
+      <w:r>
+        <w:t xml:space="preserve">IRINA: Нет. Возврат — это изменение договора, а покупка — это новый договор. Для президента это разные вещи.</w:t>
+      </w:r>
+    </w:p>
+    <w:p>
+      <w:pPr>
+        <w:pStyle w:val="BodyText"/>
+      </w:pPr>
+      <w:r>
+        <w:t xml:space="preserve">ALEKSEY: Тогда я позвоню ему прямо сейчас и сам всё объясню.</w:t>
+      </w:r>
+    </w:p>
+    <w:p>
+      <w:pPr>
+        <w:pStyle w:val="BodyText"/>
+      </w:pPr>
+      <w:r>
+        <w:t xml:space="preserve">IRINA: Нет, нужно письмо от меня и с цифрами. Доюн положит его на стол в семь утра.</w:t>
+      </w:r>
+    </w:p>
+    <w:p>
+      <w:pPr>
+        <w:pStyle w:val="BodyText"/>
+      </w:pPr>
+      <w:r>
+        <w:t xml:space="preserve">OLGA: Белова права. От вас для них это будет просьба, а от неё — предложение.</w:t>
+      </w:r>
+    </w:p>
+    <w:p>
+      <w:pPr>
+        <w:pStyle w:val="BodyText"/>
+      </w:pPr>
+      <w:r>
+        <w:t xml:space="preserve">ALEKSEY: Хорошо, пишите вы. А что тогда в это время делаю я?</w:t>
+      </w:r>
+    </w:p>
+    <w:p>
+      <w:pPr>
+        <w:pStyle w:val="BodyText"/>
+      </w:pPr>
+      <w:r>
+        <w:t xml:space="preserve">OLGA: Вы идёте к Гариповой, потому что нам нужен врач-переводчик для инструкции. Если она, конечно, согласится.</w:t>
+      </w:r>
+    </w:p>
+    <w:p>
+      <w:pPr>
+        <w:pStyle w:val="BodyText"/>
+      </w:pPr>
+      <w:r>
+        <w:t xml:space="preserve">ALEKSEY: Она согласится, потому что давно ждёт учителя. А тут ей предложат самой стать учителем для текста.</w:t>
+      </w:r>
+    </w:p>
+    <w:p>
+      <w:pPr>
+        <w:pStyle w:val="BodyText"/>
+      </w:pPr>
+      <w:r>
+        <w:t xml:space="preserve">OLGA: Хорошо сказано. И запомните ещё одну вещь про досье, она важнее всех разделов.</w:t>
+      </w:r>
+    </w:p>
+    <w:p>
+      <w:pPr>
+        <w:pStyle w:val="BodyText"/>
+      </w:pPr>
+      <w:r>
+        <w:t xml:space="preserve">ALEKSEY: Какую вещь? Говорите, я обязательно запомню.</w:t>
+      </w:r>
+    </w:p>
+    <w:p>
+      <w:pPr>
+        <w:pStyle w:val="BodyText"/>
+      </w:pPr>
+      <w:r>
+        <w:t xml:space="preserve">OLGA: Досье — это не бумаги, а биография изделия. Где оно родилось, из чего сделано, как живёт и сколько живёт. И что с ним случалось, хорошее и плохое, всё без исключений, даже то, что неприятно вспоминать.</w:t>
+      </w:r>
+    </w:p>
+    <w:p>
+      <w:pPr>
+        <w:pStyle w:val="BodyText"/>
+      </w:pPr>
+      <w:r>
+        <w:t xml:space="preserve">IRINA: А кто тогда мы в этой истории, если досье — это биография?</w:t>
+      </w:r>
+    </w:p>
+    <w:p>
+      <w:pPr>
+        <w:pStyle w:val="BodyText"/>
+      </w:pPr>
+      <w:r>
+        <w:t xml:space="preserve">OLGA: Мы — те, кто честно пишет эту биографию по-русски. Чтобы эксперт поверил, что это изделие может жить в России. Без единой выдуманной строчки, потому что эксперты сразу чувствуют выдумку, как врач чувствует подделку.</w:t>
       </w:r>
     </w:p>
     <w:p>
@@ -2072,7 +2072,7 @@
         <w:t xml:space="preserve">“</w:t>
       </w:r>
       <w:r>
-        <w:t xml:space="preserve">Потому что от Алексея это будет просьба о помощи. От вас — деловое предложение. Президент любит деловые предложения больше, чем просьбы. Просьбу жалеют, а предложение всегда уважают.</w:t>
+        <w:t xml:space="preserve">Потому что от Алексея это будет просьба о помощи, а от вас — деловое предложение. Президент любит деловые предложения больше, чем просьбы. Просьбу жалеют, а предложение всегда уважают, особенно если в нём есть честные цифры.</w:t>
       </w:r>
       <w:r>
         <w:t xml:space="preserve">”</w:t>
@@ -2152,7 +2152,7 @@
               <w:jc w:val="left"/>
             </w:pPr>
             <w:r>
-              <w:t xml:space="preserve">Потому что от Алексея это будет просьба о помощи.</w:t>
+              <w:t xml:space="preserve">Потому что от Алексея это будет просьба о помощи,</w:t>
             </w:r>
           </w:p>
         </w:tc>
@@ -2190,19 +2190,19 @@
               <w:jc w:val="left"/>
             </w:pPr>
             <w:r>
-              <w:t xml:space="preserve">От вас — деловое предложение.</w:t>
-            </w:r>
-          </w:p>
-        </w:tc>
-        <w:tc>
-          <w:tcPr/>
-          <w:p>
-            <w:pPr>
-              <w:pStyle w:val="Compact"/>
-              <w:jc w:val="left"/>
-            </w:pPr>
-            <w:r>
-              <w:t xml:space="preserve">생략 구문</w:t>
+              <w:t xml:space="preserve">а от вас — деловое предложение.</w:t>
+            </w:r>
+          </w:p>
+        </w:tc>
+        <w:tc>
+          <w:tcPr/>
+          <w:p>
+            <w:pPr>
+              <w:pStyle w:val="Compact"/>
+              <w:jc w:val="left"/>
+            </w:pPr>
+            <w:r>
+              <w:t xml:space="preserve">а + 생략 구문(대시)</w:t>
             </w:r>
           </w:p>
         </w:tc>
@@ -2266,7 +2266,7 @@
               <w:jc w:val="left"/>
             </w:pPr>
             <w:r>
-              <w:t xml:space="preserve">Просьбу жалеют, а предложение всегда уважают.</w:t>
+              <w:t xml:space="preserve">Просьбу жалеют, а предложение всегда уважают,</w:t>
             </w:r>
           </w:p>
         </w:tc>
@@ -2279,6 +2279,44 @@
             </w:pPr>
             <w:r>
               <w:t xml:space="preserve">무인칭 3인칭 복수 + а 대비</w:t>
+            </w:r>
+          </w:p>
+        </w:tc>
+      </w:tr>
+      <w:tr>
+        <w:tc>
+          <w:tcPr/>
+          <w:p>
+            <w:pPr>
+              <w:pStyle w:val="Compact"/>
+              <w:jc w:val="left"/>
+            </w:pPr>
+            <w:r>
+              <w:t xml:space="preserve">⑤ 조건</w:t>
+            </w:r>
+          </w:p>
+        </w:tc>
+        <w:tc>
+          <w:tcPr/>
+          <w:p>
+            <w:pPr>
+              <w:pStyle w:val="Compact"/>
+              <w:jc w:val="left"/>
+            </w:pPr>
+            <w:r>
+              <w:t xml:space="preserve">особенно если в нём есть честные цифры.</w:t>
+            </w:r>
+          </w:p>
+        </w:tc>
+        <w:tc>
+          <w:tcPr/>
+          <w:p>
+            <w:pPr>
+              <w:pStyle w:val="Compact"/>
+              <w:jc w:val="left"/>
+            </w:pPr>
+            <w:r>
+              <w:t xml:space="preserve">особенно если(특히 ~라면) — 조건 강조</w:t>
             </w:r>
           </w:p>
         </w:tc>
@@ -2302,7 +2340,7 @@
         <w:t xml:space="preserve">“</w:t>
       </w:r>
       <w:r>
-        <w:t xml:space="preserve">Потому что от X это будет…, а от вас — … Он любит… больше, чем… Y жалеют, а Z уважают.</w:t>
+        <w:t xml:space="preserve">Потому что от X это будет…, а от вас — … Он любит… больше, чем… Y жалеют, а Z уважают, особенно если…</w:t>
       </w:r>
       <w:r>
         <w:t xml:space="preserve">”</w:t>
@@ -2321,7 +2359,7 @@
         <w:t xml:space="preserve"> </w:t>
       </w:r>
       <w:r>
-        <w:t xml:space="preserve">от кого(누구에게서) · больше, чем(~보다 더) · а(그런데)</w:t>
+        <w:t xml:space="preserve">от кого(누구에게서) · а(그런데) · больше, чем(~보다 더) · особенно если(특히 ~라면)</w:t>
       </w:r>
       <w:r>
         <w:t xml:space="preserve"> </w:t>
@@ -2352,7 +2390,7 @@
         <w:t xml:space="preserve">”</w:t>
       </w:r>
       <w:r>
-        <w:t xml:space="preserve">고 조언하는 25~30단어 문장 만들기.</w:t>
+        <w:t xml:space="preserve">고 조언하는 30~50단어 발화 만들기.</w:t>
       </w:r>
     </w:p>
     <w:bookmarkEnd w:id="30"/>
@@ -2844,119 +2882,119 @@
         <w:pStyle w:val="FirstParagraph"/>
       </w:pPr>
       <w:r>
-        <w:t xml:space="preserve">올가: 자. 이건 책이 아니에요. 목록이에요. 등록 도시에. 14개 항목.</w:t>
-      </w:r>
-    </w:p>
-    <w:p>
-      <w:pPr>
-        <w:pStyle w:val="BodyText"/>
-      </w:pPr>
-      <w:r>
-        <w:t xml:space="preserve">알렉세이: 14개요? 대여섯 개인 줄 알았어요.</w:t>
-      </w:r>
-    </w:p>
-    <w:p>
-      <w:pPr>
-        <w:pStyle w:val="BodyText"/>
-      </w:pPr>
-      <w:r>
-        <w:t xml:space="preserve">올가: 대여섯 개는 칫솔이죠. 얼굴에 넣는 이식물은 14개. 최소한.</w:t>
-      </w:r>
-    </w:p>
-    <w:p>
-      <w:pPr>
-        <w:pStyle w:val="BodyText"/>
-      </w:pPr>
-      <w:r>
-        <w:t xml:space="preserve">이리나: 항목마다 돈이에요?</w:t>
-      </w:r>
-    </w:p>
-    <w:p>
-      <w:pPr>
-        <w:pStyle w:val="BodyText"/>
-      </w:pPr>
-      <w:r>
-        <w:t xml:space="preserve">올가: 항목마다 번역, 도장, 시간이에요. 그러니까 네. 돈이죠.</w:t>
-      </w:r>
-    </w:p>
-    <w:p>
-      <w:pPr>
-        <w:pStyle w:val="BodyText"/>
-      </w:pPr>
-      <w:r>
-        <w:t xml:space="preserve">알렉세이: 뭐부터 시작해요?</w:t>
-      </w:r>
-    </w:p>
-    <w:p>
-      <w:pPr>
-        <w:pStyle w:val="BodyText"/>
-      </w:pPr>
-      <w:r>
-        <w:t xml:space="preserve">올가: 제일 쉬운 것부터. 신청서. 한 장. 오늘 내가 쓸게요.</w:t>
-      </w:r>
-    </w:p>
-    <w:p>
-      <w:pPr>
-        <w:pStyle w:val="BodyText"/>
-      </w:pPr>
-      <w:r>
-        <w:t xml:space="preserve">알렉세이: 제일 어려운 건요?</w:t>
-      </w:r>
-    </w:p>
-    <w:p>
-      <w:pPr>
-        <w:pStyle w:val="BodyText"/>
-      </w:pPr>
-      <w:r>
-        <w:t xml:space="preserve">올가: 제일 어려운 건 — 한국 측이 자기들에게 없다는 걸 모르는 거예요.</w:t>
-      </w:r>
-    </w:p>
-    <w:p>
-      <w:pPr>
-        <w:pStyle w:val="BodyText"/>
-      </w:pPr>
-      <w:r>
-        <w:t xml:space="preserve">이리나: 그게 무슨 뜻이에요?</w:t>
-      </w:r>
-    </w:p>
-    <w:p>
-      <w:pPr>
-        <w:pStyle w:val="BodyText"/>
-      </w:pPr>
-      <w:r>
-        <w:t xml:space="preserve">올가: 제조사는 「다 있어요」라고 해요. 그런데 심사관이 서류철을 열면 엉뚱한 게 들어 있죠.</w:t>
-      </w:r>
-    </w:p>
-    <w:p>
-      <w:pPr>
-        <w:pStyle w:val="BodyText"/>
-      </w:pPr>
-      <w:r>
-        <w:t xml:space="preserve">알렉세이: 주사기 6개처럼요.</w:t>
-      </w:r>
-    </w:p>
-    <w:p>
-      <w:pPr>
-        <w:pStyle w:val="BodyText"/>
-      </w:pPr>
-      <w:r>
-        <w:t xml:space="preserve">올가: 더 나쁘죠. 주사기는 상자에서 보여요. 도시에의 구멍은 심사관에게만 보여요.</w:t>
-      </w:r>
-    </w:p>
-    <w:p>
-      <w:pPr>
-        <w:pStyle w:val="BodyText"/>
-      </w:pPr>
-      <w:r>
-        <w:t xml:space="preserve">이리나: 그럼 심사관보다 먼저 구멍을 찾죠. 예전에 제가 선생님 회사에서 그랬듯이.</w:t>
-      </w:r>
-    </w:p>
-    <w:p>
-      <w:pPr>
-        <w:pStyle w:val="BodyText"/>
-      </w:pPr>
-      <w:r>
-        <w:t xml:space="preserve">알렉세이: 읽어 주세요. 제가 적을게요.</w:t>
+        <w:t xml:space="preserve">올가: 자, 봐요. 이건 책이 아니라 목록, 그러니까 등록 도시에예요. 항목이 14개 있어요.</w:t>
+      </w:r>
+    </w:p>
+    <w:p>
+      <w:pPr>
+        <w:pStyle w:val="BodyText"/>
+      </w:pPr>
+      <w:r>
+        <w:t xml:space="preserve">알렉세이: 항목이 14개요? 전 왠지 대여섯 개쯤일 줄 알았어요.</w:t>
+      </w:r>
+    </w:p>
+    <w:p>
+      <w:pPr>
+        <w:pStyle w:val="BodyText"/>
+      </w:pPr>
+      <w:r>
+        <w:t xml:space="preserve">올가: 대여섯 개는 칫솔 얘기죠. 얼굴에 넣는 임플란트는 14개가 필요하고, 그게 최소예요.</w:t>
+      </w:r>
+    </w:p>
+    <w:p>
+      <w:pPr>
+        <w:pStyle w:val="BodyText"/>
+      </w:pPr>
+      <w:r>
+        <w:t xml:space="preserve">이리나: 올가 페트로브나, 바로 말씀해 주세요. 항목 하나하나가 다 별도의 돈이에요?</w:t>
+      </w:r>
+    </w:p>
+    <w:p>
+      <w:pPr>
+        <w:pStyle w:val="BodyText"/>
+      </w:pPr>
+      <w:r>
+        <w:t xml:space="preserve">올가: 항목마다 번역, 도장, 시간이에요. 그러니까 네, 돈이고, 적지 않은 돈이에요.</w:t>
+      </w:r>
+    </w:p>
+    <w:p>
+      <w:pPr>
+        <w:pStyle w:val="BodyText"/>
+      </w:pPr>
+      <w:r>
+        <w:t xml:space="preserve">알렉세이: 좋아요, 알겠어요. 첫날부터 헷갈리지 않으려면 어디서부터 시작해요?</w:t>
+      </w:r>
+    </w:p>
+    <w:p>
+      <w:pPr>
+        <w:pStyle w:val="BodyText"/>
+      </w:pPr>
+      <w:r>
+        <w:t xml:space="preserve">올가: 가장 쉬운 것, 신청서부터요. 한 장짜리고, 오늘 내가 쓸게요.</w:t>
+      </w:r>
+    </w:p>
+    <w:p>
+      <w:pPr>
+        <w:pStyle w:val="BodyText"/>
+      </w:pPr>
+      <w:r>
+        <w:t xml:space="preserve">알렉세이: 그럼 이 도시에 전체에서 제일 어려운 건 뭐예요?</w:t>
+      </w:r>
+    </w:p>
+    <w:p>
+      <w:pPr>
+        <w:pStyle w:val="BodyText"/>
+      </w:pPr>
+      <w:r>
+        <w:t xml:space="preserve">올가: 제일 어려운 건, 자기들한테 없다는 걸 한국 측이 모르는 거예요.</w:t>
+      </w:r>
+    </w:p>
+    <w:p>
+      <w:pPr>
+        <w:pStyle w:val="BodyText"/>
+      </w:pPr>
+      <w:r>
+        <w:t xml:space="preserve">이리나: 그걸 어떻게 이해해야 해요? 간단한 예로 설명해 주세요.</w:t>
+      </w:r>
+    </w:p>
+    <w:p>
+      <w:pPr>
+        <w:pStyle w:val="BodyText"/>
+      </w:pPr>
+      <w:r>
+        <w:t xml:space="preserve">올가: 제조사가 「다 있어요」라고 하는데, 나중에 심사관이 폴더를 열어 보면 전혀 엉뚱한 게 들어 있는 경우예요.</w:t>
+      </w:r>
+    </w:p>
+    <w:p>
+      <w:pPr>
+        <w:pStyle w:val="BodyText"/>
+      </w:pPr>
+      <w:r>
+        <w:t xml:space="preserve">알렉세이: 그러니까 우리가 못 알아챘던 주사기 여섯 개 때처럼요?</w:t>
+      </w:r>
+    </w:p>
+    <w:p>
+      <w:pPr>
+        <w:pStyle w:val="BodyText"/>
+      </w:pPr>
+      <w:r>
+        <w:t xml:space="preserve">올가: 그보다 더 나빠요. 주사기는 상자에서 보이지만, 도시에의 구멍은 심사관만 봐요.</w:t>
+      </w:r>
+    </w:p>
+    <w:p>
+      <w:pPr>
+        <w:pStyle w:val="BodyText"/>
+      </w:pPr>
+      <w:r>
+        <w:t xml:space="preserve">이리나: 그럼 심사관보다 먼저 구멍을 찾아요. 제가 감사인이었을 때 당신 회사에서 찾았던 것처럼요.</w:t>
+      </w:r>
+    </w:p>
+    <w:p>
+      <w:pPr>
+        <w:pStyle w:val="BodyText"/>
+      </w:pPr>
+      <w:r>
+        <w:t xml:space="preserve">알렉세이: 순서대로 읽어 주세요, 올가 페트로브나. 제가 전부 적을게요.</w:t>
       </w:r>
     </w:p>
     <w:bookmarkEnd w:id="33"/>
@@ -2974,279 +3012,279 @@
         <w:pStyle w:val="FirstParagraph"/>
       </w:pPr>
       <w:r>
-        <w:t xml:space="preserve">올가: 그래서 당신이 여기 있는 거예요, 벨로바. 첫째 — 신청서. 둘째 — 제조사 위임장, 우리가 공인 대리인이라는. 아포스티유 포함. 그게 없으면 심사관에게 우린 아무것도 아니에요, 그냥 서류철 든 사람들이죠.</w:t>
-      </w:r>
-    </w:p>
-    <w:p>
-      <w:pPr>
-        <w:pStyle w:val="BodyText"/>
-      </w:pPr>
-      <w:r>
-        <w:t xml:space="preserve">알렉세이: 아포스티유가 뭐예요?</w:t>
-      </w:r>
-    </w:p>
-    <w:p>
-      <w:pPr>
-        <w:pStyle w:val="BodyText"/>
-      </w:pPr>
-      <w:r>
-        <w:t xml:space="preserve">올가: 국제 인증 도장이에요. 아포스티유 없는 한국 서류는 러시아에서 그냥 종이예요. 있으면 — 서류고요.</w:t>
-      </w:r>
-    </w:p>
-    <w:p>
-      <w:pPr>
-        <w:pStyle w:val="BodyText"/>
-      </w:pPr>
-      <w:r>
-        <w:t xml:space="preserve">이리나: 아포스티유는 한국에서 해요?</w:t>
-      </w:r>
-    </w:p>
-    <w:p>
-      <w:pPr>
-        <w:pStyle w:val="BodyText"/>
-      </w:pPr>
-      <w:r>
-        <w:t xml:space="preserve">올가: 한국에서. 그다음 여기서 공증 번역. 2주, 한국 측이 택배를 잃어버리지 않으면.</w:t>
-      </w:r>
-    </w:p>
-    <w:p>
-      <w:pPr>
-        <w:pStyle w:val="BodyText"/>
-      </w:pPr>
-      <w:r>
-        <w:t xml:space="preserve">알렉세이: 셋째는요?</w:t>
-      </w:r>
-    </w:p>
-    <w:p>
-      <w:pPr>
-        <w:pStyle w:val="BodyText"/>
-      </w:pPr>
-      <w:r>
-        <w:t xml:space="preserve">올가: 셋째 — 기술 문서. 젤을 어떻게, 무엇으로 만드는지, 허용 오차는 어떤지. 수백 쪽.</w:t>
-      </w:r>
-    </w:p>
-    <w:p>
-      <w:pPr>
-        <w:pStyle w:val="BodyText"/>
-      </w:pPr>
-      <w:r>
-        <w:t xml:space="preserve">알렉세이: 넷째는요?</w:t>
-      </w:r>
-    </w:p>
-    <w:p>
-      <w:pPr>
-        <w:pStyle w:val="BodyText"/>
-      </w:pPr>
-      <w:r>
-        <w:t xml:space="preserve">올가: 사용 문서. 의사용 설명서. 러시아어로. 단어 하나하나가 심사관 머릿속 그대로여야 해요.</w:t>
-      </w:r>
-    </w:p>
-    <w:p>
-      <w:pPr>
-        <w:pStyle w:val="BodyText"/>
-      </w:pPr>
-      <w:r>
-        <w:t xml:space="preserve">이리나: 설명서에 오류가 있으면요?</w:t>
-      </w:r>
-    </w:p>
-    <w:p>
-      <w:pPr>
-        <w:pStyle w:val="BodyText"/>
-      </w:pPr>
-      <w:r>
-        <w:t xml:space="preserve">올가: 심사관이 찾겠죠. 아니면 더 나쁘게 — 이미 팔고 있을 때 의사가.</w:t>
-      </w:r>
-    </w:p>
-    <w:p>
-      <w:pPr>
-        <w:pStyle w:val="BodyText"/>
-      </w:pPr>
-      <w:r>
-        <w:t xml:space="preserve">알렉세이: 왜 그게 제일 위험해요?</w:t>
-      </w:r>
-    </w:p>
-    <w:p>
-      <w:pPr>
-        <w:pStyle w:val="BodyText"/>
-      </w:pPr>
-      <w:r>
-        <w:t xml:space="preserve">올가: 심사관이 아니라 주사기를 든 사람들이 읽으니까요. 설명서의 오류는 환자 얼굴의 오류예요. 심사관은 한 번 읽지만, 의사는 매일 읽어요.</w:t>
-      </w:r>
-    </w:p>
-    <w:p>
-      <w:pPr>
-        <w:pStyle w:val="BodyText"/>
-      </w:pPr>
-      <w:r>
-        <w:t xml:space="preserve">알렉세이: 알겠어요. 다음.</w:t>
-      </w:r>
-    </w:p>
-    <w:p>
-      <w:pPr>
-        <w:pStyle w:val="BodyText"/>
-      </w:pPr>
-      <w:r>
-        <w:t xml:space="preserve">올가: 다섯째 — 제품과 포장 사진. 여섯째 — 표시 사항. 일곱째 — 기술 시험. 여덟째 — 생물학적 안전성.</w:t>
-      </w:r>
-    </w:p>
-    <w:p>
-      <w:pPr>
-        <w:pStyle w:val="BodyText"/>
-      </w:pPr>
-      <w:r>
-        <w:t xml:space="preserve">알렉세이: 사진은 쉬운 거죠?</w:t>
-      </w:r>
-    </w:p>
-    <w:p>
-      <w:pPr>
-        <w:pStyle w:val="BodyText"/>
-      </w:pPr>
-      <w:r>
-        <w:t xml:space="preserve">올가: 쉽죠. 다만 자를 대고, 치수와 함께. 심사관은 자를 좋아해요.</w:t>
-      </w:r>
-    </w:p>
-    <w:p>
-      <w:pPr>
-        <w:pStyle w:val="BodyText"/>
-      </w:pPr>
-      <w:r>
-        <w:t xml:space="preserve">이리나: 시험은 여기, 러시아에서 해요?</w:t>
-      </w:r>
-    </w:p>
-    <w:p>
-      <w:pPr>
-        <w:pStyle w:val="BodyText"/>
-      </w:pPr>
-      <w:r>
-        <w:t xml:space="preserve">올가: 기술 시험은 — 여기. 샘플은 이미 시험소에. 생물학적 시험은 — 시험소가 인정받았다면 일부 한국 것도 돼요.</w:t>
-      </w:r>
-    </w:p>
-    <w:p>
-      <w:pPr>
-        <w:pStyle w:val="BodyText"/>
-      </w:pPr>
-      <w:r>
-        <w:t xml:space="preserve">알렉세이: 누구에게 인정받아요?</w:t>
-      </w:r>
-    </w:p>
-    <w:p>
-      <w:pPr>
-        <w:pStyle w:val="BodyText"/>
-      </w:pPr>
-      <w:r>
-        <w:t xml:space="preserve">올가: 국제 표준에 따라. 한국 시험소에 인정이 있으면 심사관이 받아 줄 거예요. 아마도.</w:t>
-      </w:r>
-    </w:p>
-    <w:p>
-      <w:pPr>
-        <w:pStyle w:val="BodyText"/>
-      </w:pPr>
-      <w:r>
-        <w:t xml:space="preserve">이리나: 「아마도」는 선생님이 제일 좋아하는 말이네요, 올가 페트로브나.</w:t>
-      </w:r>
-    </w:p>
-    <w:p>
-      <w:pPr>
-        <w:pStyle w:val="BodyText"/>
-      </w:pPr>
-      <w:r>
-        <w:t xml:space="preserve">올가: 등록에서 제일 정직한 말이에요. 아홉째 — 임상 데이터. 열째 — 제조사 품질 시스템. 인증서.</w:t>
-      </w:r>
-    </w:p>
-    <w:p>
-      <w:pPr>
-        <w:pStyle w:val="BodyText"/>
-      </w:pPr>
-      <w:r>
-        <w:t xml:space="preserve">알렉세이: 인증서 있어요. 벽에 걸린 걸 봤어요.</w:t>
-      </w:r>
-    </w:p>
-    <w:p>
-      <w:pPr>
-        <w:pStyle w:val="BodyText"/>
-      </w:pPr>
-      <w:r>
-        <w:t xml:space="preserve">올가: 벽에 — 좋죠. 그런데 언제까지 유효해요? 벽에는 그게 작게 쓰여 있어요.</w:t>
-      </w:r>
-    </w:p>
-    <w:p>
-      <w:pPr>
-        <w:pStyle w:val="BodyText"/>
-      </w:pPr>
-      <w:r>
-        <w:t xml:space="preserve">알렉세이: 안 봤어요.</w:t>
-      </w:r>
-    </w:p>
-    <w:p>
-      <w:pPr>
-        <w:pStyle w:val="BodyText"/>
-      </w:pPr>
-      <w:r>
-        <w:t xml:space="preserve">올가: 봐요. 그게 바로 한국 측이 자기들에게 있는지도 모르는 구멍이에요. 열한째 — 멸균. 열두째 — 안정성과 유효기간. 작은 글씨가 제일 비싸요.</w:t>
-      </w:r>
-    </w:p>
-    <w:p>
-      <w:pPr>
-        <w:pStyle w:val="BodyText"/>
-      </w:pPr>
-      <w:r>
-        <w:t xml:space="preserve">이리나: 유효기간 — 3년. 상자에 쓰여 있어요.</w:t>
-      </w:r>
-    </w:p>
-    <w:p>
-      <w:pPr>
-        <w:pStyle w:val="BodyText"/>
-      </w:pPr>
-      <w:r>
-        <w:t xml:space="preserve">올가: 상자에 쓰는 건 쉽죠. 심사관이 묻겠죠: 「증명하세요.」 3년은 데이터로 증명해야 해요. 계산이 아니라 실제 데이터로. 심사관은 계산을 존중하지만, 믿는 건 실제로 흐른 시간뿐이에요.</w:t>
-      </w:r>
-    </w:p>
-    <w:p>
-      <w:pPr>
-        <w:pStyle w:val="BodyText"/>
-      </w:pPr>
-      <w:r>
-        <w:t xml:space="preserve">알렉세이: 한국 측엔 어떤 데이터가 있어요?</w:t>
-      </w:r>
-    </w:p>
-    <w:p>
-      <w:pPr>
-        <w:pStyle w:val="BodyText"/>
-      </w:pPr>
-      <w:r>
-        <w:t xml:space="preserve">올가: 그걸 오늘 2시에 알아보려고요. 열셋째 — 제조국 등록 서류. 열넷째 — 목록. 위의 모든 것의 목록. 목록 없으면 도시에를 안 받아요.</w:t>
-      </w:r>
-    </w:p>
-    <w:p>
-      <w:pPr>
-        <w:pStyle w:val="BodyText"/>
-      </w:pPr>
-      <w:r>
-        <w:t xml:space="preserve">이리나: 계산했어요. 번역, 공증, 아포스티유, 택배. 종이에만 약 80만.</w:t>
-      </w:r>
-    </w:p>
-    <w:p>
-      <w:pPr>
-        <w:pStyle w:val="BodyText"/>
-      </w:pPr>
-      <w:r>
-        <w:t xml:space="preserve">올가: 싸네요. 시험은 더 비쌀 거예요. 하지만 사람들이 제일 자주 걸려 넘어지는 게 종이예요.</w:t>
-      </w:r>
-    </w:p>
-    <w:p>
-      <w:pPr>
-        <w:pStyle w:val="BodyText"/>
-      </w:pPr>
-      <w:r>
-        <w:t xml:space="preserve">알렉세이: 올가 페트로브나, 이걸 다 어떻게 머리에 담고 계세요?</w:t>
-      </w:r>
-    </w:p>
-    <w:p>
-      <w:pPr>
-        <w:pStyle w:val="BodyText"/>
-      </w:pPr>
-      <w:r>
-        <w:t xml:space="preserve">올가: 안 담아요. 서류철에 담죠. 머리는 잊어요. 서류철은 안 잊어요. 당신 할머님 말씀처럼.</w:t>
+        <w:t xml:space="preserve">올가: 그래서 당신이 여기 있는 거예요, 벨로바. 첫째, 신청서. 둘째, 우리가 공식 대리인이라는 제조사의 위임장, 그것도 아포스티유가 붙은 것. 그게 없으면 우린 심사관에게 아무것도 아니에요. 그냥 폴더 든 사람들이죠.</w:t>
+      </w:r>
+    </w:p>
+    <w:p>
+      <w:pPr>
+        <w:pStyle w:val="BodyText"/>
+      </w:pPr>
+      <w:r>
+        <w:t xml:space="preserve">알렉세이: 죄송한데 아포스티유가 뭐예요? 들어 본 적은 있는데 정확히는 몰라요.</w:t>
+      </w:r>
+    </w:p>
+    <w:p>
+      <w:pPr>
+        <w:pStyle w:val="BodyText"/>
+      </w:pPr>
+      <w:r>
+        <w:t xml:space="preserve">올가: 국제 인증 도장이에요. 아포스티유 없는 한국 서류는 러시아에선 그냥 종이고, 아포스티유가 붙어야 서류가 돼요.</w:t>
+      </w:r>
+    </w:p>
+    <w:p>
+      <w:pPr>
+        <w:pStyle w:val="BodyText"/>
+      </w:pPr>
+      <w:r>
+        <w:t xml:space="preserve">이리나: 아포스티유는 한국에서 받아요, 아니면 여기 모스크바에서요?</w:t>
+      </w:r>
+    </w:p>
+    <w:p>
+      <w:pPr>
+        <w:pStyle w:val="BodyText"/>
+      </w:pPr>
+      <w:r>
+        <w:t xml:space="preserve">올가: 한국에서요. 그다음 여기서 공증 번역이 필요해요. 한국 측이 택배를 잃어버리지 않으면 2주예요.</w:t>
+      </w:r>
+    </w:p>
+    <w:p>
+      <w:pPr>
+        <w:pStyle w:val="BodyText"/>
+      </w:pPr>
+      <w:r>
+        <w:t xml:space="preserve">알렉세이: 알겠어요. 그럼 목록의 셋째 항목은 뭐예요?</w:t>
+      </w:r>
+    </w:p>
+    <w:p>
+      <w:pPr>
+        <w:pStyle w:val="BodyText"/>
+      </w:pPr>
+      <w:r>
+        <w:t xml:space="preserve">올가: 셋째는 기술 문서예요. 젤을 어떻게, 무엇으로 만들고 허용 오차가 얼마인지. 수백 쪽이에요.</w:t>
+      </w:r>
+    </w:p>
+    <w:p>
+      <w:pPr>
+        <w:pStyle w:val="BodyText"/>
+      </w:pPr>
+      <w:r>
+        <w:t xml:space="preserve">알렉세이: 수백 쪽이라니… 좋아요, 그럼 넷째는요?</w:t>
+      </w:r>
+    </w:p>
+    <w:p>
+      <w:pPr>
+        <w:pStyle w:val="BodyText"/>
+      </w:pPr>
+      <w:r>
+        <w:t xml:space="preserve">올가: 넷째는 사용 문서, 그러니까 러시아어로 된 의사용 설명서예요. 한 단어 한 단어가 심사관 머릿속에 있는 그대로여야 해요.</w:t>
+      </w:r>
+    </w:p>
+    <w:p>
+      <w:pPr>
+        <w:pStyle w:val="BodyText"/>
+      </w:pPr>
+      <w:r>
+        <w:t xml:space="preserve">이리나: 그런데 설명서에 결국 오류가 있으면 어떻게 돼요?</w:t>
+      </w:r>
+    </w:p>
+    <w:p>
+      <w:pPr>
+        <w:pStyle w:val="BodyText"/>
+      </w:pPr>
+      <w:r>
+        <w:t xml:space="preserve">올가: 심사관이 찾아내요. 아니면 더 나쁘게, 이미 판매 중일 때 의사가 찾아내죠.</w:t>
+      </w:r>
+    </w:p>
+    <w:p>
+      <w:pPr>
+        <w:pStyle w:val="BodyText"/>
+      </w:pPr>
+      <w:r>
+        <w:t xml:space="preserve">알렉세이: 왜 하필 설명서가 제일 위험한 곳이라고 보세요?</w:t>
+      </w:r>
+    </w:p>
+    <w:p>
+      <w:pPr>
+        <w:pStyle w:val="BodyText"/>
+      </w:pPr>
+      <w:r>
+        <w:t xml:space="preserve">올가: 심사관뿐 아니라 손에 주사기를 든 사람들이 읽기 때문이에요. 설명서의 오류는 환자 얼굴의 오류예요. 심사관은 설명서를 한 번 읽지만, 의사는 매일 읽어요.</w:t>
+      </w:r>
+    </w:p>
+    <w:p>
+      <w:pPr>
+        <w:pStyle w:val="BodyText"/>
+      </w:pPr>
+      <w:r>
+        <w:t xml:space="preserve">알렉세이: 알겠어요, 정말 심각하네요. 계속 읽어 주세요.</w:t>
+      </w:r>
+    </w:p>
+    <w:p>
+      <w:pPr>
+        <w:pStyle w:val="BodyText"/>
+      </w:pPr>
+      <w:r>
+        <w:t xml:space="preserve">올가: 다섯째, 제품과 포장 사진. 여섯째, 표시 사항. 일곱째, 기술 시험. 여덟째, 생물학적 안전성.</w:t>
+      </w:r>
+    </w:p>
+    <w:p>
+      <w:pPr>
+        <w:pStyle w:val="BodyText"/>
+      </w:pPr>
+      <w:r>
+        <w:t xml:space="preserve">알렉세이: 사진은 아마 이 목록에서 제일 쉬운 거죠?</w:t>
+      </w:r>
+    </w:p>
+    <w:p>
+      <w:pPr>
+        <w:pStyle w:val="BodyText"/>
+      </w:pPr>
+      <w:r>
+        <w:t xml:space="preserve">올가: 쉬워요. 단, 자를 옆에 두고 크기가 보이게 찍어야 해요. 심사관은 자를 아주 좋아해요.</w:t>
+      </w:r>
+    </w:p>
+    <w:p>
+      <w:pPr>
+        <w:pStyle w:val="BodyText"/>
+      </w:pPr>
+      <w:r>
+        <w:t xml:space="preserve">이리나: 시험은 여기 러시아에서 해요, 아니면 한국 걸 쓸 수 있어요?</w:t>
+      </w:r>
+    </w:p>
+    <w:p>
+      <w:pPr>
+        <w:pStyle w:val="BodyText"/>
+      </w:pPr>
+      <w:r>
+        <w:t xml:space="preserve">올가: 기술 시험은 여기서 하고, 샘플은 이미 시험소에 있어요. 생물학 시험은 시험소가 인정받았다면 일부 한국 것을 써도 돼요.</w:t>
+      </w:r>
+    </w:p>
+    <w:p>
+      <w:pPr>
+        <w:pStyle w:val="BodyText"/>
+      </w:pPr>
+      <w:r>
+        <w:t xml:space="preserve">알렉세이: 인정받았다는 건 정확히 누구한테 인정받았다는 거예요?</w:t>
+      </w:r>
+    </w:p>
+    <w:p>
+      <w:pPr>
+        <w:pStyle w:val="BodyText"/>
+      </w:pPr>
+      <w:r>
+        <w:t xml:space="preserve">올가: 국제 기준에 따라서요. 한국 시험소에 인정서가 있으면 심사관이 받아 줄 거예요. 아마도요.</w:t>
+      </w:r>
+    </w:p>
+    <w:p>
+      <w:pPr>
+        <w:pStyle w:val="BodyText"/>
+      </w:pPr>
+      <w:r>
+        <w:t xml:space="preserve">이리나: 「아마도」는 아무래도 당신이 제일 좋아하는 말 같아요, 올가 페트로브나.</w:t>
+      </w:r>
+    </w:p>
+    <w:p>
+      <w:pPr>
+        <w:pStyle w:val="BodyText"/>
+      </w:pPr>
+      <w:r>
+        <w:t xml:space="preserve">올가: 등록에서 가장 정직한 말이니까요. 아홉째, 임상 데이터. 열째, 제조사의 품질 시스템, 즉 인증서.</w:t>
+      </w:r>
+    </w:p>
+    <w:p>
+      <w:pPr>
+        <w:pStyle w:val="BodyText"/>
+      </w:pPr>
+      <w:r>
+        <w:t xml:space="preserve">알렉세이: 인증서는 확실히 있어요. 원주에서 벽에 걸린 걸 제가 직접 봤어요.</w:t>
+      </w:r>
+    </w:p>
+    <w:p>
+      <w:pPr>
+        <w:pStyle w:val="BodyText"/>
+      </w:pPr>
+      <w:r>
+        <w:t xml:space="preserve">올가: 벽에 있는 건 좋아요. 그런데 몇 날 며칠까지 유효해요? 벽에는 보통 그게 작게 쓰여 있죠.</w:t>
+      </w:r>
+    </w:p>
+    <w:p>
+      <w:pPr>
+        <w:pStyle w:val="BodyText"/>
+      </w:pPr>
+      <w:r>
+        <w:t xml:space="preserve">알렉세이: 솔직히 안 봤어요. 그땐 그런 생각이 아예 안 들었어요.</w:t>
+      </w:r>
+    </w:p>
+    <w:p>
+      <w:pPr>
+        <w:pStyle w:val="BodyText"/>
+      </w:pPr>
+      <w:r>
+        <w:t xml:space="preserve">올가: 거봐요. 그게 바로 자기들한테 있는 줄도 모르는 구멍이에요. 열한째, 멸균. 열두째, 안정성과 유효기간. 그리고 작은 글씨가 언제나 제일 비싸다는 걸 기억해요.</w:t>
+      </w:r>
+    </w:p>
+    <w:p>
+      <w:pPr>
+        <w:pStyle w:val="BodyText"/>
+      </w:pPr>
+      <w:r>
+        <w:t xml:space="preserve">이리나: 유효기간은 3년이에요. 상자에 그대로 쓰여 있잖아요.</w:t>
+      </w:r>
+    </w:p>
+    <w:p>
+      <w:pPr>
+        <w:pStyle w:val="BodyText"/>
+      </w:pPr>
+      <w:r>
+        <w:t xml:space="preserve">올가: 상자에 쓰는 건 쉽죠. 심사관은 「증명하세요」라고 할 거예요. 3년은 계산이 아니라 실제 데이터로 증명해야 해요. 심사관은 계산을 존중하지만, 믿는 건 실제로 흘러간 시간뿐이에요. 그러니 실제 데이터 없이 그와 다투지 않는 게 좋아요.</w:t>
+      </w:r>
+    </w:p>
+    <w:p>
+      <w:pPr>
+        <w:pStyle w:val="BodyText"/>
+      </w:pPr>
+      <w:r>
+        <w:t xml:space="preserve">알렉세이: 한국 측엔 어떤 데이터가 있어요? 벌써 아세요?</w:t>
+      </w:r>
+    </w:p>
+    <w:p>
+      <w:pPr>
+        <w:pStyle w:val="BodyText"/>
+      </w:pPr>
+      <w:r>
+        <w:t xml:space="preserve">올가: 그걸 오늘 두 시에 알아보려는 거예요. 열셋째, 제조국 등록 서류. 열넷째, 목록표, 즉 위의 모든 것의 목록. 목록표가 없으면 몇 쪽이 있든 도시에를 받아 주지도 않아요.</w:t>
+      </w:r>
+    </w:p>
+    <w:p>
+      <w:pPr>
+        <w:pStyle w:val="BodyText"/>
+      </w:pPr>
+      <w:r>
+        <w:t xml:space="preserve">이리나: 벌써 계산해 봤어요. 번역, 공증, 아포스티유, 택배. 종이값만 80만 정도 나와요.</w:t>
+      </w:r>
+    </w:p>
+    <w:p>
+      <w:pPr>
+        <w:pStyle w:val="BodyText"/>
+      </w:pPr>
+      <w:r>
+        <w:t xml:space="preserve">올가: 그 정도면 싼 거예요. 시험은 더 비쌀 거예요. 하지만 가장 자주 걸려 넘어지는 건 바로 종이예요.</w:t>
+      </w:r>
+    </w:p>
+    <w:p>
+      <w:pPr>
+        <w:pStyle w:val="BodyText"/>
+      </w:pPr>
+      <w:r>
+        <w:t xml:space="preserve">알렉세이: 올가 페트로브나, 이걸 다 어떻게 머릿속에 담아 두세요?</w:t>
+      </w:r>
+    </w:p>
+    <w:p>
+      <w:pPr>
+        <w:pStyle w:val="BodyText"/>
+      </w:pPr>
+      <w:r>
+        <w:t xml:space="preserve">올가: 안 담아 둬요, 폴더에 담아 두죠. 머리는 잊지만 폴더는 안 잊어요. 당신 할머님 말씀처럼요.</w:t>
       </w:r>
     </w:p>
     <w:bookmarkEnd w:id="34"/>
@@ -3264,239 +3302,239 @@
         <w:pStyle w:val="FirstParagraph"/>
       </w:pPr>
       <w:r>
-        <w:t xml:space="preserve">소희: 안녕하세요. 준비됐어요. 목록 받았어요. 14개. 많아요.</w:t>
-      </w:r>
-    </w:p>
-    <w:p>
-      <w:pPr>
-        <w:pStyle w:val="BodyText"/>
-      </w:pPr>
-      <w:r>
-        <w:t xml:space="preserve">올가: 많죠. 정 팀장님, 질문 셋. 첫째: 품질 시스템 인증서 유효기간이 언제까지예요?</w:t>
-      </w:r>
-    </w:p>
-    <w:p>
-      <w:pPr>
-        <w:pStyle w:val="BodyText"/>
-      </w:pPr>
-      <w:r>
-        <w:t xml:space="preserve">소희: 인증서… 잠깐요. 4월. 내년 4월.</w:t>
-      </w:r>
-    </w:p>
-    <w:p>
-      <w:pPr>
-        <w:pStyle w:val="BodyText"/>
-      </w:pPr>
-      <w:r>
-        <w:t xml:space="preserve">올가: 8개월. 그런데 등록은 1년 반. 그러니까 심사 중간에 인증서가 끝나요.</w:t>
-      </w:r>
-    </w:p>
-    <w:p>
-      <w:pPr>
-        <w:pStyle w:val="BodyText"/>
-      </w:pPr>
-      <w:r>
-        <w:t xml:space="preserve">소희: 새 거 나와요. 3월에 감사. 3년마다.</w:t>
-      </w:r>
-    </w:p>
-    <w:p>
-      <w:pPr>
-        <w:pStyle w:val="BodyText"/>
-      </w:pPr>
-      <w:r>
-        <w:t xml:space="preserve">올가: 좋아요. 하지만 심사관이 미리 알아야 해요. 편지를 써요: 감사가 언제고, 감사인이 누구인지. 심사관은 중간에 생기는 놀랄 일을 싫어해요. 심사 중간의 놀랄 일은 석 달짜리예요.</w:t>
-      </w:r>
-    </w:p>
-    <w:p>
-      <w:pPr>
-        <w:pStyle w:val="BodyText"/>
-      </w:pPr>
-      <w:r>
-        <w:t xml:space="preserve">소희: 편지. 좋아요. 적었어요.</w:t>
-      </w:r>
-    </w:p>
-    <w:p>
-      <w:pPr>
-        <w:pStyle w:val="BodyText"/>
-      </w:pPr>
-      <w:r>
-        <w:t xml:space="preserve">올가: 둘째 질문. 유효기간 3년. 어떤 데이터가 있어요?</w:t>
-      </w:r>
-    </w:p>
-    <w:p>
-      <w:pPr>
-        <w:pStyle w:val="BodyText"/>
-      </w:pPr>
-      <w:r>
-        <w:t xml:space="preserve">소희: 가속 노화. 고온에서 6개월. 계산이 3년을 보여 줘요.</w:t>
-      </w:r>
-    </w:p>
-    <w:p>
-      <w:pPr>
-        <w:pStyle w:val="BodyText"/>
-      </w:pPr>
-      <w:r>
-        <w:t xml:space="preserve">올가: 계산. 실제 데이터는요? 상온에서 3년 동안 있었던 젤은요?</w:t>
-      </w:r>
-    </w:p>
-    <w:p>
-      <w:pPr>
-        <w:pStyle w:val="BodyText"/>
-      </w:pPr>
-      <w:r>
-        <w:t xml:space="preserve">소희: 실제… 있어요. 오래된 로트 두 개. 10년 전. 보관해요. 36개월 — 확인했어요.</w:t>
-      </w:r>
-    </w:p>
-    <w:p>
-      <w:pPr>
-        <w:pStyle w:val="BodyText"/>
-      </w:pPr>
-      <w:r>
-        <w:t xml:space="preserve">올가: 훌륭해요. 아주 중요해요. 둘 다 보내 줘요. 가속 데이터도, 실제 데이터도. 심사관은 실제 데이터를 좋아해요.</w:t>
-      </w:r>
-    </w:p>
-    <w:p>
-      <w:pPr>
-        <w:pStyle w:val="BodyText"/>
-      </w:pPr>
-      <w:r>
-        <w:t xml:space="preserve">소희: 심사관은 왜 실제를 더 좋아해요?</w:t>
-      </w:r>
-    </w:p>
-    <w:p>
-      <w:pPr>
-        <w:pStyle w:val="BodyText"/>
-      </w:pPr>
-      <w:r>
-        <w:t xml:space="preserve">올가: 계산은 약속이고, 실제 데이터는 기억이니까요. 바닥 청소 일지처럼요.</w:t>
-      </w:r>
-    </w:p>
-    <w:p>
-      <w:pPr>
-        <w:pStyle w:val="BodyText"/>
-      </w:pPr>
-      <w:r>
-        <w:t xml:space="preserve">도윤: 정 팀장님이 웃으세요. 올가 페트로브나가 우리 대표님처럼 말한대요.</w:t>
-      </w:r>
-    </w:p>
-    <w:p>
-      <w:pPr>
-        <w:pStyle w:val="BodyText"/>
-      </w:pPr>
-      <w:r>
-        <w:t xml:space="preserve">올가: 이번 주 최고의 칭찬이라고 전해 줘요. 셋째 질문. 위임장과 아포스티유.</w:t>
-      </w:r>
-    </w:p>
-    <w:p>
-      <w:pPr>
-        <w:pStyle w:val="BodyText"/>
-      </w:pPr>
-      <w:r>
-        <w:t xml:space="preserve">소희: 위임장 — 대표님이 내일 서명해요. 아포스티유 — 일주일. 택배 — 사흘.</w:t>
-      </w:r>
-    </w:p>
-    <w:p>
-      <w:pPr>
-        <w:pStyle w:val="BodyText"/>
-      </w:pPr>
-      <w:r>
-        <w:t xml:space="preserve">이리나: 정 팀장님, 택배는 두 개로 보내 주세요. 원본과 사본. 다른 회사로.</w:t>
-      </w:r>
-    </w:p>
-    <w:p>
-      <w:pPr>
-        <w:pStyle w:val="BodyText"/>
-      </w:pPr>
-      <w:r>
-        <w:t xml:space="preserve">소희: 두 개? 왜요?</w:t>
-      </w:r>
-    </w:p>
-    <w:p>
-      <w:pPr>
-        <w:pStyle w:val="BodyText"/>
-      </w:pPr>
-      <w:r>
-        <w:t xml:space="preserve">이리나: 한 택배가 잃어버려도 다른 하나가 도착하니까요. 2주는 돈이에요. 택배가 더 싸요.</w:t>
-      </w:r>
-    </w:p>
-    <w:p>
-      <w:pPr>
-        <w:pStyle w:val="BodyText"/>
-      </w:pPr>
-      <w:r>
-        <w:t xml:space="preserve">소희: 알았어요. 여유분 — 서류에. 상자에 아니고. 기억해요.</w:t>
-      </w:r>
-    </w:p>
-    <w:p>
-      <w:pPr>
-        <w:pStyle w:val="BodyText"/>
-      </w:pPr>
-      <w:r>
-        <w:t xml:space="preserve">올가: 우리보다 기억을 잘하시네요. 마지막으로: 설명서는 누가 번역해요?</w:t>
-      </w:r>
-    </w:p>
-    <w:p>
-      <w:pPr>
-        <w:pStyle w:val="BodyText"/>
-      </w:pPr>
-      <w:r>
-        <w:t xml:space="preserve">소희: 서울의 번역 회사. 한국어 — 러시아어. 카자흐스탄용으로 번역했었어요.</w:t>
-      </w:r>
-    </w:p>
-    <w:p>
-      <w:pPr>
-        <w:pStyle w:val="BodyText"/>
-      </w:pPr>
-      <w:r>
-        <w:t xml:space="preserve">올가: 안 돼요. 서울 번역 회사는 안 돼요. 의학과 러시아어를 아는 사람이 번역해야 해요. 여기, 모스크바에서. 직접 주사기를 들고 합병증을 본 사람이요.</w:t>
-      </w:r>
-    </w:p>
-    <w:p>
-      <w:pPr>
-        <w:pStyle w:val="BodyText"/>
-      </w:pPr>
-      <w:r>
-        <w:t xml:space="preserve">소희: 번역 회사 — 나빠요?</w:t>
-      </w:r>
-    </w:p>
-    <w:p>
-      <w:pPr>
-        <w:pStyle w:val="BodyText"/>
-      </w:pPr>
-      <w:r>
-        <w:t xml:space="preserve">올가: 번역 회사는 단어를 번역해요. 심사관은 의미를 읽어요. 의미를 번역하는 사람이 필요해요.</w:t>
-      </w:r>
-    </w:p>
-    <w:p>
-      <w:pPr>
-        <w:pStyle w:val="BodyText"/>
-      </w:pPr>
-      <w:r>
-        <w:t xml:space="preserve">알렉세이: 그런 사람을 알아요. 의사예요. 알리나 가리포바. 한국 의사들을 유튜브 자막으로 봐요.</w:t>
-      </w:r>
-    </w:p>
-    <w:p>
-      <w:pPr>
-        <w:pStyle w:val="BodyText"/>
-      </w:pPr>
-      <w:r>
-        <w:t xml:space="preserve">올가: 의사 번역가. 흥미롭네요. 하지만 그건 다음 주예요. 오늘은 인증서, 안정성, 아포스티유.</w:t>
-      </w:r>
-    </w:p>
-    <w:p>
-      <w:pPr>
-        <w:pStyle w:val="BodyText"/>
-      </w:pPr>
-      <w:r>
-        <w:t xml:space="preserve">소희: 과제 셋. 적었어요. 감사해요. 오늘 우리에게 뭐가 없는지 알았어요. 유용해요.</w:t>
-      </w:r>
-    </w:p>
-    <w:p>
-      <w:pPr>
-        <w:pStyle w:val="BodyText"/>
-      </w:pPr>
-      <w:r>
-        <w:t xml:space="preserve">올가: 심사관 전에 알 수 있는 가장 유용한 거예요. 잘 자요, 정 팀장님.</w:t>
+        <w:t xml:space="preserve">소희: 안녕하세요, 준비됐어요. 목록 받았어요. 항목이 14개. 정말 많네요.</w:t>
+      </w:r>
+    </w:p>
+    <w:p>
+      <w:pPr>
+        <w:pStyle w:val="BodyText"/>
+      </w:pPr>
+      <w:r>
+        <w:t xml:space="preserve">올가: 네, 많아요. 정 팀장님, 질문이 세 개 있어요. 첫째, 품질 시스템 인증서는 몇 날까지 유효해요?</w:t>
+      </w:r>
+    </w:p>
+    <w:p>
+      <w:pPr>
+        <w:pStyle w:val="BodyText"/>
+      </w:pPr>
+      <w:r>
+        <w:t xml:space="preserve">소희: 인증서… 잠깐요, 확인할게요. 4월까지요, 내년 4월.</w:t>
+      </w:r>
+    </w:p>
+    <w:p>
+      <w:pPr>
+        <w:pStyle w:val="BodyText"/>
+      </w:pPr>
+      <w:r>
+        <w:t xml:space="preserve">올가: 그럼 8개월인데, 등록은 1년 반 걸려요. 심사 도중에 인증서가 끝난다는 얘기예요.</w:t>
+      </w:r>
+    </w:p>
+    <w:p>
+      <w:pPr>
+        <w:pStyle w:val="BodyText"/>
+      </w:pPr>
+      <w:r>
+        <w:t xml:space="preserve">소희: 새 인증서가 나와요. 감사가 3년마다라서, 3월에 감사가 있어요.</w:t>
+      </w:r>
+    </w:p>
+    <w:p>
+      <w:pPr>
+        <w:pStyle w:val="BodyText"/>
+      </w:pPr>
+      <w:r>
+        <w:t xml:space="preserve">올가: 좋아요. 하지만 심사관이 그걸 미리 알아야 하니 편지를 써 줘요. 감사가 언제고 감사인이 누군지요. 심사관들은 중간에 깜짝 놀라는 걸 싫어해요. 심사 도중의 깜짝 상황은 석 달짜리예요.</w:t>
+      </w:r>
+    </w:p>
+    <w:p>
+      <w:pPr>
+        <w:pStyle w:val="BodyText"/>
+      </w:pPr>
+      <w:r>
+        <w:t xml:space="preserve">소희: 네, 편지. 적었고 내일 다 준비할게요.</w:t>
+      </w:r>
+    </w:p>
+    <w:p>
+      <w:pPr>
+        <w:pStyle w:val="BodyText"/>
+      </w:pPr>
+      <w:r>
+        <w:t xml:space="preserve">올가: 그럼 둘째 질문. 유효기간이 3년인데, 어떤 데이터가 있어요?</w:t>
+      </w:r>
+    </w:p>
+    <w:p>
+      <w:pPr>
+        <w:pStyle w:val="BodyText"/>
+      </w:pPr>
+      <w:r>
+        <w:t xml:space="preserve">소희: 가속 노화 데이터가 있어요. 고온에서 6개월. 계산하면 3년이 나와요.</w:t>
+      </w:r>
+    </w:p>
+    <w:p>
+      <w:pPr>
+        <w:pStyle w:val="BodyText"/>
+      </w:pPr>
+      <w:r>
+        <w:t xml:space="preserve">올가: 그건 계산이죠. 실제 데이터도 있어요? 상온에서 3년 동안 보관된 젤이요?</w:t>
+      </w:r>
+    </w:p>
+    <w:p>
+      <w:pPr>
+        <w:pStyle w:val="BodyText"/>
+      </w:pPr>
+      <w:r>
+        <w:t xml:space="preserve">소희: 실제… 네, 있어요. 10년 전 옛날 배치 두 개를 보관하고 있어요. 36개월 확인했어요.</w:t>
+      </w:r>
+    </w:p>
+    <w:p>
+      <w:pPr>
+        <w:pStyle w:val="BodyText"/>
+      </w:pPr>
+      <w:r>
+        <w:t xml:space="preserve">올가: 훌륭해요, 이건 아주 중요해요. 둘 다 보내 줘요. 가속 데이터와 실제 데이터 모두. 심사관은 실제 데이터를 좋아해요.</w:t>
+      </w:r>
+    </w:p>
+    <w:p>
+      <w:pPr>
+        <w:pStyle w:val="BodyText"/>
+      </w:pPr>
+      <w:r>
+        <w:t xml:space="preserve">소희: 심사관은 왜 계산보다 실제 데이터를 더 좋아해요?</w:t>
+      </w:r>
+    </w:p>
+    <w:p>
+      <w:pPr>
+        <w:pStyle w:val="BodyText"/>
+      </w:pPr>
+      <w:r>
+        <w:t xml:space="preserve">올가: 계산은 약속이고 실제 데이터는 기억이니까요. 대표님의 바닥 청소 일지처럼요.</w:t>
+      </w:r>
+    </w:p>
+    <w:p>
+      <w:pPr>
+        <w:pStyle w:val="BodyText"/>
+      </w:pPr>
+      <w:r>
+        <w:t xml:space="preserve">도윤: 정 팀장님이 웃으세요. 올가 페트로브나가 꼭 우리 대표님처럼 말한대요.</w:t>
+      </w:r>
+    </w:p>
+    <w:p>
+      <w:pPr>
+        <w:pStyle w:val="BodyText"/>
+      </w:pPr>
+      <w:r>
+        <w:t xml:space="preserve">올가: 이번 주 최고의 칭찬이라고 전해 줘요. 이제 셋째 질문, 위임장과 아포스티유.</w:t>
+      </w:r>
+    </w:p>
+    <w:p>
+      <w:pPr>
+        <w:pStyle w:val="BodyText"/>
+      </w:pPr>
+      <w:r>
+        <w:t xml:space="preserve">소희: 위임장은 대표님이 내일 서명해요. 아포스티유는 일주일, 택배는 사흘 더요.</w:t>
+      </w:r>
+    </w:p>
+    <w:p>
+      <w:pPr>
+        <w:pStyle w:val="BodyText"/>
+      </w:pPr>
+      <w:r>
+        <w:t xml:space="preserve">이리나: 정 팀장님, 서로 다른 회사 택배 두 개로 보내 주세요. 원본과 사본이요.</w:t>
+      </w:r>
+    </w:p>
+    <w:p>
+      <w:pPr>
+        <w:pStyle w:val="BodyText"/>
+      </w:pPr>
+      <w:r>
+        <w:t xml:space="preserve">소희: 택배 두 개요? 왜요? 더 비싸잖아요.</w:t>
+      </w:r>
+    </w:p>
+    <w:p>
+      <w:pPr>
+        <w:pStyle w:val="BodyText"/>
+      </w:pPr>
+      <w:r>
+        <w:t xml:space="preserve">이리나: 한 택배가 서류를 잃어버려도 다른 하나가 도착하니까요. 2주 지연은 돈이고, 택배는 그보다 싸요.</w:t>
+      </w:r>
+    </w:p>
+    <w:p>
+      <w:pPr>
+        <w:pStyle w:val="BodyText"/>
+      </w:pPr>
+      <w:r>
+        <w:t xml:space="preserve">소희: 알겠어요. 여유는 상자가 아니라 종이에 있어야 해요. 기억해요.</w:t>
+      </w:r>
+    </w:p>
+    <w:p>
+      <w:pPr>
+        <w:pStyle w:val="BodyText"/>
+      </w:pPr>
+      <w:r>
+        <w:t xml:space="preserve">올가: 우리보다 더 잘 기억하나 봐요. 마지막으로, 설명서 번역은 누가 해요?</w:t>
+      </w:r>
+    </w:p>
+    <w:p>
+      <w:pPr>
+        <w:pStyle w:val="BodyText"/>
+      </w:pPr>
+      <w:r>
+        <w:t xml:space="preserve">소희: 서울 번역 회사요. 한국어에서 러시아어로. 카자흐스탄 것도 번역했어요.</w:t>
+      </w:r>
+    </w:p>
+    <w:p>
+      <w:pPr>
+        <w:pStyle w:val="BodyText"/>
+      </w:pPr>
+      <w:r>
+        <w:t xml:space="preserve">올가: 아니요, 서울 번역 회사는 안 돼요. 번역은 의학도 러시아어도 아는 사람이 해야 해요. 여기 모스크바에서요. 직접 주사기를 잡아 보고 부작용을 제 눈으로 본 사람이요.</w:t>
+      </w:r>
+    </w:p>
+    <w:p>
+      <w:pPr>
+        <w:pStyle w:val="BodyText"/>
+      </w:pPr>
+      <w:r>
+        <w:t xml:space="preserve">소희: 번역 회사가 왜 나빠요? 전문 번역가들이잖아요.</w:t>
+      </w:r>
+    </w:p>
+    <w:p>
+      <w:pPr>
+        <w:pStyle w:val="BodyText"/>
+      </w:pPr>
+      <w:r>
+        <w:t xml:space="preserve">올가: 번역사는 단어를 옮기고, 심사관은 의미를 읽어요. 그래서 의미를 옮기는 사람이 필요해요.</w:t>
+      </w:r>
+    </w:p>
+    <w:p>
+      <w:pPr>
+        <w:pStyle w:val="BodyText"/>
+      </w:pPr>
+      <w:r>
+        <w:t xml:space="preserve">알렉세이: 그런 사람을 알아요. 의사 알리나 가리포바요. 한국 의사들 유튜브를 자막으로 봐요.</w:t>
+      </w:r>
+    </w:p>
+    <w:p>
+      <w:pPr>
+        <w:pStyle w:val="BodyText"/>
+      </w:pPr>
+      <w:r>
+        <w:t xml:space="preserve">올가: 의사 겸 번역가요? 흥미로운 생각이네요. 하지만 그건 다음 주고, 오늘은 인증서, 안정성, 아포스티유예요.</w:t>
+      </w:r>
+    </w:p>
+    <w:p>
+      <w:pPr>
+        <w:pStyle w:val="BodyText"/>
+      </w:pPr>
+      <w:r>
+        <w:t xml:space="preserve">소희: 할 일 세 개, 적었어요. 고마워요. 오늘 우리한테 없는 걸 알게 됐는데, 아주 유익해요.</w:t>
+      </w:r>
+    </w:p>
+    <w:p>
+      <w:pPr>
+        <w:pStyle w:val="BodyText"/>
+      </w:pPr>
+      <w:r>
+        <w:t xml:space="preserve">올가: 심사관을 만나기 전에 알 수 있는 것 중 제일 유익한 거예요. 안녕히 주무세요, 정 팀장님.</w:t>
       </w:r>
     </w:p>
     <w:bookmarkEnd w:id="35"/>
@@ -3514,159 +3552,159 @@
         <w:pStyle w:val="FirstParagraph"/>
       </w:pPr>
       <w:r>
-        <w:t xml:space="preserve">이리나: 도윤, 안녕하세요. 이리나예요. 개인적인 질문 해도 돼요? 대표가 아니라 회계 담당으로서.</w:t>
-      </w:r>
-    </w:p>
-    <w:p>
-      <w:pPr>
-        <w:pStyle w:val="BodyText"/>
-      </w:pPr>
-      <w:r>
-        <w:t xml:space="preserve">도윤: 안녕하세요, 이리나. 돼요. 여긴 새벽 1시지만 안 자요. 물어보세요.</w:t>
-      </w:r>
-    </w:p>
-    <w:p>
-      <w:pPr>
-        <w:pStyle w:val="BodyText"/>
-      </w:pPr>
-      <w:r>
-        <w:t xml:space="preserve">이리나: 우리가 컨테이너 일부를 원주로 돌려보낸다면, 대표님이 어떻게 생각하실까요?</w:t>
-      </w:r>
-    </w:p>
-    <w:p>
-      <w:pPr>
-        <w:pStyle w:val="BodyText"/>
-      </w:pPr>
-      <w:r>
-        <w:t xml:space="preserve">도윤: 회계 담당으로 묻는 거예요, 친구로 묻는 거예요?</w:t>
-      </w:r>
-    </w:p>
-    <w:p>
-      <w:pPr>
-        <w:pStyle w:val="BodyText"/>
-      </w:pPr>
-      <w:r>
-        <w:t xml:space="preserve">이리나: 9월 말에 1,300만이 없는 회계 담당으로요.</w:t>
-      </w:r>
-    </w:p>
-    <w:p>
-      <w:pPr>
-        <w:pStyle w:val="BodyText"/>
-      </w:pPr>
-      <w:r>
-        <w:t xml:space="preserve">도윤: 그럼 전부 통역하는 통역사로서 답할게요. 「돌려보내겠다」고 하면 대표님은 「계약을 바꿔 달라」로 들으세요. 그리고 「안 된다」고 하시죠. 두 번째로. 한번 준 말은 바꾸지 않으세요.</w:t>
-      </w:r>
-    </w:p>
-    <w:p>
-      <w:pPr>
-        <w:pStyle w:val="BodyText"/>
-      </w:pPr>
-      <w:r>
-        <w:t xml:space="preserve">이리나: 그럴 줄 알았어요. 그럼 그 방안은 끝이네요.</w:t>
-      </w:r>
-    </w:p>
-    <w:p>
-      <w:pPr>
-        <w:pStyle w:val="BodyText"/>
-      </w:pPr>
-      <w:r>
-        <w:t xml:space="preserve">도윤: 끝 아니에요. 「돌려보내겠다고 하면」이라고 했잖아요. 다른 단어가 있어요.</w:t>
-      </w:r>
-    </w:p>
-    <w:p>
-      <w:pPr>
-        <w:pStyle w:val="BodyText"/>
-      </w:pPr>
-      <w:r>
-        <w:t xml:space="preserve">이리나: 뭔데요?</w:t>
-      </w:r>
-    </w:p>
-    <w:p>
-      <w:pPr>
-        <w:pStyle w:val="BodyText"/>
-      </w:pPr>
-      <w:r>
-        <w:t xml:space="preserve">도윤: 「사다」. 새 거래를 제안하세요. 옛 계약을 바꾸는 게 아니라 새 계약을 하는 거예요. 세진이 「모스트」에게서 물건 일부를 되사는 거죠. 운송비를 뺀 가격으로.</w:t>
-      </w:r>
-    </w:p>
-    <w:p>
-      <w:pPr>
-        <w:pStyle w:val="BodyText"/>
-      </w:pPr>
-      <w:r>
-        <w:t xml:space="preserve">이리나: 옛 계약 변경 대신 새 거래. 대표님께 그게 차이가 있어요?</w:t>
-      </w:r>
-    </w:p>
-    <w:p>
-      <w:pPr>
-        <w:pStyle w:val="BodyText"/>
-      </w:pPr>
-      <w:r>
-        <w:t xml:space="preserve">도윤: 엄청나요. 옛 말은 건드리지 않아요. 새 말은 줄 수 있죠.</w:t>
-      </w:r>
-    </w:p>
-    <w:p>
-      <w:pPr>
-        <w:pStyle w:val="BodyText"/>
-      </w:pPr>
-      <w:r>
-        <w:t xml:space="preserve">이리나: 하지만 돈은 같아요. 주사기도 같고. 서류만 다를 뿐이죠.</w:t>
-      </w:r>
-    </w:p>
-    <w:p>
-      <w:pPr>
-        <w:pStyle w:val="BodyText"/>
-      </w:pPr>
-      <w:r>
-        <w:t xml:space="preserve">도윤: 회계에겐 같죠. 대표님께는 아니에요. 「형식이 곧 존중」이라고 하세요.</w:t>
-      </w:r>
-    </w:p>
-    <w:p>
-      <w:pPr>
-        <w:pStyle w:val="BodyText"/>
-      </w:pPr>
-      <w:r>
-        <w:t xml:space="preserve">이리나: 몇 개나 되사실 수 있을까요?</w:t>
-      </w:r>
-    </w:p>
-    <w:p>
-      <w:pPr>
-        <w:pStyle w:val="BodyText"/>
-      </w:pPr>
-      <w:r>
-        <w:t xml:space="preserve">도윤: 몰라요. 유럽 유통사가 가을 물량을 요청했어요. 천 개일 수도. 천오백 개일 수도.</w:t>
-      </w:r>
-    </w:p>
-    <w:p>
-      <w:pPr>
-        <w:pStyle w:val="BodyText"/>
-      </w:pPr>
-      <w:r>
-        <w:t xml:space="preserve">이리나: 천오백 개면 거의 400만이에요. 제 구멍의 절반이에요.</w:t>
-      </w:r>
-    </w:p>
-    <w:p>
-      <w:pPr>
-        <w:pStyle w:val="BodyText"/>
-      </w:pPr>
-      <w:r>
-        <w:t xml:space="preserve">도윤: 약속은 못 해요. 가능성을 통역할 뿐이에요. 그리고 하나 더: 제안은 당신이 서면으로 해야 해요. 숫자와 함께. 밤에 전화하는 알렉세이 말고요. 형식 때문에 중요해요.</w:t>
-      </w:r>
-    </w:p>
-    <w:p>
-      <w:pPr>
-        <w:pStyle w:val="BodyText"/>
-      </w:pPr>
-      <w:r>
-        <w:t xml:space="preserve">이리나: 왜 알렉세이는 안 돼요?</w:t>
-      </w:r>
-    </w:p>
-    <w:p>
-      <w:pPr>
-        <w:pStyle w:val="BodyText"/>
-      </w:pPr>
-      <w:r>
-        <w:t xml:space="preserve">도윤: 알렉세이가 하면 도움을 청하는 부탁이 돼요. 당신이 하면 사업 제안이고요. 대표님은 부탁보다 사업 제안을 좋아하세요. 부탁은 안쓰러워하지만, 제안은 늘 존중하시죠.</w:t>
+        <w:t xml:space="preserve">이리나: 도윤, 안녕하세요, 이리나예요. 개인적인 질문 하나 해도 될까요? 대표가 아니라 회계 담당으로서요.</w:t>
+      </w:r>
+    </w:p>
+    <w:p>
+      <w:pPr>
+        <w:pStyle w:val="BodyText"/>
+      </w:pPr>
+      <w:r>
+        <w:t xml:space="preserve">도윤: 안녕하세요, 이리나. 물론이죠. 여긴 지금 새벽 1시인데 안 자고 있으니 물어보세요.</w:t>
+      </w:r>
+    </w:p>
+    <w:p>
+      <w:pPr>
+        <w:pStyle w:val="BodyText"/>
+      </w:pPr>
+      <w:r>
+        <w:t xml:space="preserve">이리나: 솔직히 말해 주세요. 우리가 컨테이너 일부를 원주로 돌려보내면 대표님은 어떻게 생각하실까요?</w:t>
+      </w:r>
+    </w:p>
+    <w:p>
+      <w:pPr>
+        <w:pStyle w:val="BodyText"/>
+      </w:pPr>
+      <w:r>
+        <w:t xml:space="preserve">도윤: 지금 회계 담당으로 묻는 거예요, 친구로 묻는 거예요? 답할 때 그게 중요해요.</w:t>
+      </w:r>
+    </w:p>
+    <w:p>
+      <w:pPr>
+        <w:pStyle w:val="BodyText"/>
+      </w:pPr>
+      <w:r>
+        <w:t xml:space="preserve">이리나: 9월 말에 1,300만이 모자라는 회계 담당으로서요.</w:t>
+      </w:r>
+    </w:p>
+    <w:p>
+      <w:pPr>
+        <w:pStyle w:val="BodyText"/>
+      </w:pPr>
+      <w:r>
+        <w:t xml:space="preserve">도윤: 그럼 전부 통역하는 통역사로서 답할게요. 「돌려보내겠다」고 하면 대표님은 「계약을 바꾸자」로 들으실 거예요. 그리고 두 번째로 「안 된다」고 하시겠죠. 한번 한 말은 바꾸지 않는 분이거든요.</w:t>
+      </w:r>
+    </w:p>
+    <w:p>
+      <w:pPr>
+        <w:pStyle w:val="BodyText"/>
+      </w:pPr>
+      <w:r>
+        <w:t xml:space="preserve">이리나: 그럴 줄 알았어요. 그럼 이 방안은 닫힌 걸로 봐야겠네요.</w:t>
+      </w:r>
+    </w:p>
+    <w:p>
+      <w:pPr>
+        <w:pStyle w:val="BodyText"/>
+      </w:pPr>
+      <w:r>
+        <w:t xml:space="preserve">도윤: 아니요, 안 닫혔어요. 제가 「돌려보내겠다고 하면」이라고 했잖아요. 다른 단어가 있어요.</w:t>
+      </w:r>
+    </w:p>
+    <w:p>
+      <w:pPr>
+        <w:pStyle w:val="BodyText"/>
+      </w:pPr>
+      <w:r>
+        <w:t xml:space="preserve">이리나: 다른 단어요? 그게 뭔데요, 도윤?</w:t>
+      </w:r>
+    </w:p>
+    <w:p>
+      <w:pPr>
+        <w:pStyle w:val="BodyText"/>
+      </w:pPr>
+      <w:r>
+        <w:t xml:space="preserve">도윤: 「산다」요. 새 거래를 제안하세요. 옛 계약을 바꾸는 게 아니라 새로 하나 맺는 거예요. 세진이 「모스트」에서 상품 일부를 운송비를 뺀 가격에 되사는 거죠. 그러면 아무도 한 말을 건드리지 않고, 여러분에겐 돈이 생겨요.</w:t>
+      </w:r>
+    </w:p>
+    <w:p>
+      <w:pPr>
+        <w:pStyle w:val="BodyText"/>
+      </w:pPr>
+      <w:r>
+        <w:t xml:space="preserve">이리나: 옛 계약 변경 대신 새 거래라. 그분한텐 정말 그게 그렇게 큰 차이예요?</w:t>
+      </w:r>
+    </w:p>
+    <w:p>
+      <w:pPr>
+        <w:pStyle w:val="BodyText"/>
+      </w:pPr>
+      <w:r>
+        <w:t xml:space="preserve">도윤: 엄청난 차이예요. 옛 말은 건드리지 않지만, 새 말은 줄 수 있으니까요.</w:t>
+      </w:r>
+    </w:p>
+    <w:p>
+      <w:pPr>
+        <w:pStyle w:val="BodyText"/>
+      </w:pPr>
+      <w:r>
+        <w:t xml:space="preserve">이리나: 하지만 돈도 같고 주사기도 같잖아요. 종이만 다를 뿐이에요.</w:t>
+      </w:r>
+    </w:p>
+    <w:p>
+      <w:pPr>
+        <w:pStyle w:val="BodyText"/>
+      </w:pPr>
+      <w:r>
+        <w:t xml:space="preserve">도윤: 회계 담당에겐 다 같지만, 대표님에겐 아니에요. 늘 「형식이 곧 존중이다」라고 하세요.</w:t>
+      </w:r>
+    </w:p>
+    <w:p>
+      <w:pPr>
+        <w:pStyle w:val="BodyText"/>
+      </w:pPr>
+      <w:r>
+        <w:t xml:space="preserve">이리나: 대표님이 주사기를 몇 개나 되사 주실 수 있을 것 같아요?</w:t>
+      </w:r>
+    </w:p>
+    <w:p>
+      <w:pPr>
+        <w:pStyle w:val="BodyText"/>
+      </w:pPr>
+      <w:r>
+        <w:t xml:space="preserve">도윤: 정확히는 몰라요. 유럽 유통사가 가을 물량을 요청했어요. 천 개일 수도, 천오백 개일 수도 있어요.</w:t>
+      </w:r>
+    </w:p>
+    <w:p>
+      <w:pPr>
+        <w:pStyle w:val="BodyText"/>
+      </w:pPr>
+      <w:r>
+        <w:t xml:space="preserve">이리나: 천오백 개면 거의 400만이에요. 제 구멍의 절반이죠.</w:t>
+      </w:r>
+    </w:p>
+    <w:p>
+      <w:pPr>
+        <w:pStyle w:val="BodyText"/>
+      </w:pPr>
+      <w:r>
+        <w:t xml:space="preserve">도윤: 아무것도 약속하진 않아요. 가능성을 통역할 뿐이에요. 그리고 하나 더. 제안은 알렉세이가 밤에 전화로 하는 게 아니라, 당신이 숫자를 넣어 서면으로 보내야 해요. 형식상 그게 아주 중요해요, 믿어 주세요.</w:t>
+      </w:r>
+    </w:p>
+    <w:p>
+      <w:pPr>
+        <w:pStyle w:val="BodyText"/>
+      </w:pPr>
+      <w:r>
+        <w:t xml:space="preserve">이리나: 왜 알렉세이가 하면 안 돼요? 대표이고 당신 친구잖아요.</w:t>
+      </w:r>
+    </w:p>
+    <w:p>
+      <w:pPr>
+        <w:pStyle w:val="BodyText"/>
+      </w:pPr>
+      <w:r>
+        <w:t xml:space="preserve">도윤: 알렉세이가 하면 도와 달라는 부탁이 되고, 당신이 하면 사업 제안이 되니까요. 대표님은 부탁보다 사업 제안을 더 좋아하세요. 부탁은 딱하게 여기지만, 제안은 언제나 존중하죠. 정직한 숫자가 들어 있으면 더더욱요.</w:t>
       </w:r>
     </w:p>
     <w:p>
@@ -3682,31 +3720,31 @@
         <w:pStyle w:val="BodyText"/>
       </w:pPr>
       <w:r>
-        <w:t xml:space="preserve">도윤: 아무것도 안 했어요. 단어 하나를 통역했을 뿐이에요. 「돌려보내다」를 「사다」로. 그게 제 일이에요.</w:t>
-      </w:r>
-    </w:p>
-    <w:p>
-      <w:pPr>
-        <w:pStyle w:val="BodyText"/>
-      </w:pPr>
-      <w:r>
-        <w:t xml:space="preserve">이리나: 당신 일은 의미를 통역하는 거예요. 오늘 올가 페트로브나가 설명서에 대해 한 말처럼.</w:t>
-      </w:r>
-    </w:p>
-    <w:p>
-      <w:pPr>
-        <w:pStyle w:val="BodyText"/>
-      </w:pPr>
-      <w:r>
-        <w:t xml:space="preserve">도윤: 그럼 전 좋은 통역사네요. 내일 편지를 쓰세요. 아침 7시에 대표님 책상에 올려 둘게요. 혈압계 옆에. 공장에 가시기 전, 머리가 맑을 때 서류를 읽으세요.</w:t>
-      </w:r>
-    </w:p>
-    <w:p>
-      <w:pPr>
-        <w:pStyle w:val="BodyText"/>
-      </w:pPr>
-      <w:r>
-        <w:t xml:space="preserve">이리나: 혈압계 옆에. 그럼 차분하게 읽으시겠네요.</w:t>
+        <w:t xml:space="preserve">도윤: 전 아무것도 안 했어요. 단어 하나를 옮겼을 뿐이에요. 「돌려보내다」를 「사다」로. 그게 제 일이에요.</w:t>
+      </w:r>
+    </w:p>
+    <w:p>
+      <w:pPr>
+        <w:pStyle w:val="BodyText"/>
+      </w:pPr>
+      <w:r>
+        <w:t xml:space="preserve">이리나: 당신 일은 의미를 옮기는 거죠. 오늘 올가 페트로브나가 설명서에 대해 말한 것처럼요.</w:t>
+      </w:r>
+    </w:p>
+    <w:p>
+      <w:pPr>
+        <w:pStyle w:val="BodyText"/>
+      </w:pPr>
+      <w:r>
+        <w:t xml:space="preserve">도윤: 그럼 전 좋은 통역사네요. 내일 편지를 쓰세요. 아침 7시에 대표님 책상 위, 혈압계 옆에 올려 둘게요. 대표님은 공장에 가기 전, 머리가 맑고 아무도 방해하지 않을 때 서류를 읽으세요.</w:t>
+      </w:r>
+    </w:p>
+    <w:p>
+      <w:pPr>
+        <w:pStyle w:val="BodyText"/>
+      </w:pPr>
+      <w:r>
+        <w:t xml:space="preserve">이리나: 혈압계 옆이요? 그럼 분명 차분하게 읽으시겠네요.</w:t>
       </w:r>
     </w:p>
     <w:bookmarkEnd w:id="36"/>
@@ -3724,119 +3762,119 @@
         <w:pStyle w:val="FirstParagraph"/>
       </w:pPr>
       <w:r>
-        <w:t xml:space="preserve">알렉세이: 이리나, 어제 도윤한테 전화했어요? 「이리나가 맞는 질문을 했다」고 문자가 왔어요.</w:t>
-      </w:r>
-    </w:p>
-    <w:p>
-      <w:pPr>
-        <w:pStyle w:val="BodyText"/>
-      </w:pPr>
-      <w:r>
-        <w:t xml:space="preserve">이리나: 했어요. 회계 담당으로. 아이디어가 있어요. 새 거래. 세진이 물건 일부를 되사는 거예요.</w:t>
-      </w:r>
-    </w:p>
-    <w:p>
-      <w:pPr>
-        <w:pStyle w:val="BodyText"/>
-      </w:pPr>
-      <w:r>
-        <w:t xml:space="preserve">알렉세이: 되산다고요? 그건 반품이잖아요!</w:t>
-      </w:r>
-    </w:p>
-    <w:p>
-      <w:pPr>
-        <w:pStyle w:val="BodyText"/>
-      </w:pPr>
-      <w:r>
-        <w:t xml:space="preserve">이리나: 아니요. 반품은 계약 변경이에요. 구매는 새 계약이고요. 대표님께는 다른 거예요.</w:t>
-      </w:r>
-    </w:p>
-    <w:p>
-      <w:pPr>
-        <w:pStyle w:val="BodyText"/>
-      </w:pPr>
-      <w:r>
-        <w:t xml:space="preserve">알렉세이: 그럼 지금 대표님께 전화할게요. 설명할게요.</w:t>
-      </w:r>
-    </w:p>
-    <w:p>
-      <w:pPr>
-        <w:pStyle w:val="BodyText"/>
-      </w:pPr>
-      <w:r>
-        <w:t xml:space="preserve">이리나: 안 돼요. 편지로요. 제가. 숫자와 함께. 도윤이 아침 7시에 책상에 올려 둘 거예요.</w:t>
-      </w:r>
-    </w:p>
-    <w:p>
-      <w:pPr>
-        <w:pStyle w:val="BodyText"/>
-      </w:pPr>
-      <w:r>
-        <w:t xml:space="preserve">올가: 벨로바 말이 맞아요. 그쪽에게 당신은 부탁이고, 이 사람은 제안이에요.</w:t>
-      </w:r>
-    </w:p>
-    <w:p>
-      <w:pPr>
-        <w:pStyle w:val="BodyText"/>
-      </w:pPr>
-      <w:r>
-        <w:t xml:space="preserve">알렉세이: 알았어요. 쓰세요. 그럼 저는 뭘 해요?</w:t>
-      </w:r>
-    </w:p>
-    <w:p>
-      <w:pPr>
-        <w:pStyle w:val="BodyText"/>
-      </w:pPr>
-      <w:r>
-        <w:t xml:space="preserve">올가: 가리포바한테 가요. 설명서용 의사 번역가가 필요해요. 그녀가 동의한다면.</w:t>
-      </w:r>
-    </w:p>
-    <w:p>
-      <w:pPr>
-        <w:pStyle w:val="BodyText"/>
-      </w:pPr>
-      <w:r>
-        <w:t xml:space="preserve">알렉세이: 동의할 거예요. 선생님을 기다리고 있으니까요. 그런데 이번엔 그녀가 글의 선생님이 되는 거죠.</w:t>
-      </w:r>
-    </w:p>
-    <w:p>
-      <w:pPr>
-        <w:pStyle w:val="BodyText"/>
-      </w:pPr>
-      <w:r>
-        <w:t xml:space="preserve">올가: 잘 말했어요. 그리고 도시에에 대해 하나 기억해요.</w:t>
-      </w:r>
-    </w:p>
-    <w:p>
-      <w:pPr>
-        <w:pStyle w:val="BodyText"/>
-      </w:pPr>
-      <w:r>
-        <w:t xml:space="preserve">알렉세이: 뭔데요?</w:t>
-      </w:r>
-    </w:p>
-    <w:p>
-      <w:pPr>
-        <w:pStyle w:val="BodyText"/>
-      </w:pPr>
-      <w:r>
-        <w:t xml:space="preserve">올가: 도시에는 서류가 아니에요. 제품의 전기예요. 어디서 태어났는지, 무엇으로 만들어졌는지, 어떻게 사는지, 얼마나 사는지. 그리고 무슨 일이 있었는지. 좋은 일도 나쁜 일도, 예외 없이 전부.</w:t>
-      </w:r>
-    </w:p>
-    <w:p>
-      <w:pPr>
-        <w:pStyle w:val="BodyText"/>
-      </w:pPr>
-      <w:r>
-        <w:t xml:space="preserve">이리나: 그럼 우리는 뭐예요?</w:t>
-      </w:r>
-    </w:p>
-    <w:p>
-      <w:pPr>
-        <w:pStyle w:val="BodyText"/>
-      </w:pPr>
-      <w:r>
-        <w:t xml:space="preserve">올가: 우리는 그 전기를 러시아어로 쓰는 사람들이에요. 정직하게. 이 제품이 러시아에서 살 수 있다고 심사관이 믿도록. 지어낸 줄 하나 없이. 심사관은 지어낸 걸 바로 알아채요.</w:t>
+        <w:t xml:space="preserve">알렉세이: 이리나, 어제 도윤한테 전화했어요? 저한테 「이리나가 올바른 질문을 했다」고 문자가 왔어요.</w:t>
+      </w:r>
+    </w:p>
+    <w:p>
+      <w:pPr>
+        <w:pStyle w:val="BodyText"/>
+      </w:pPr>
+      <w:r>
+        <w:t xml:space="preserve">이리나: 했어요, 하지만 회계 담당으로서요. 새 거래 아이디어가 있어요. 세진이 상품 일부를 되사는 거예요.</w:t>
+      </w:r>
+    </w:p>
+    <w:p>
+      <w:pPr>
+        <w:pStyle w:val="BodyText"/>
+      </w:pPr>
+      <w:r>
+        <w:t xml:space="preserve">알렉세이: 되산다고요? 그거 그냥 평범한 반품 아니에요?</w:t>
+      </w:r>
+    </w:p>
+    <w:p>
+      <w:pPr>
+        <w:pStyle w:val="BodyText"/>
+      </w:pPr>
+      <w:r>
+        <w:t xml:space="preserve">이리나: 아니요. 반품은 계약 변경이고, 매입은 새 계약이에요. 대표님에겐 서로 다른 거예요.</w:t>
+      </w:r>
+    </w:p>
+    <w:p>
+      <w:pPr>
+        <w:pStyle w:val="BodyText"/>
+      </w:pPr>
+      <w:r>
+        <w:t xml:space="preserve">알렉세이: 그럼 지금 당장 전화해서 제가 직접 설명할게요.</w:t>
+      </w:r>
+    </w:p>
+    <w:p>
+      <w:pPr>
+        <w:pStyle w:val="BodyText"/>
+      </w:pPr>
+      <w:r>
+        <w:t xml:space="preserve">이리나: 아니요, 제가 숫자를 넣어 쓴 편지가 필요해요. 도윤이 아침 7시에 책상에 올려 둘 거예요.</w:t>
+      </w:r>
+    </w:p>
+    <w:p>
+      <w:pPr>
+        <w:pStyle w:val="BodyText"/>
+      </w:pPr>
+      <w:r>
+        <w:t xml:space="preserve">올가: 벨로바 말이 맞아요. 당신이 하면 그쪽엔 부탁이고, 벨로바가 하면 제안이에요.</w:t>
+      </w:r>
+    </w:p>
+    <w:p>
+      <w:pPr>
+        <w:pStyle w:val="BodyText"/>
+      </w:pPr>
+      <w:r>
+        <w:t xml:space="preserve">알렉세이: 알았어요, 당신이 쓰세요. 그럼 그동안 저는 뭘 해요?</w:t>
+      </w:r>
+    </w:p>
+    <w:p>
+      <w:pPr>
+        <w:pStyle w:val="BodyText"/>
+      </w:pPr>
+      <w:r>
+        <w:t xml:space="preserve">올가: 가리포바를 찾아가요. 설명서를 맡길 의사 겸 번역가가 필요하니까요. 물론 그녀가 동의한다면요.</w:t>
+      </w:r>
+    </w:p>
+    <w:p>
+      <w:pPr>
+        <w:pStyle w:val="BodyText"/>
+      </w:pPr>
+      <w:r>
+        <w:t xml:space="preserve">알렉세이: 동의할 거예요. 오래전부터 스승을 기다렸거든요. 그런데 이번엔 직접 글의 스승이 되어 달라는 제안을 받는 거죠.</w:t>
+      </w:r>
+    </w:p>
+    <w:p>
+      <w:pPr>
+        <w:pStyle w:val="BodyText"/>
+      </w:pPr>
+      <w:r>
+        <w:t xml:space="preserve">올가: 말 잘했어요. 그리고 도시에에 대해 하나 더 기억해요. 어떤 항목보다 중요해요.</w:t>
+      </w:r>
+    </w:p>
+    <w:p>
+      <w:pPr>
+        <w:pStyle w:val="BodyText"/>
+      </w:pPr>
+      <w:r>
+        <w:t xml:space="preserve">알렉세이: 뭔데요? 말씀하세요, 꼭 기억할게요.</w:t>
+      </w:r>
+    </w:p>
+    <w:p>
+      <w:pPr>
+        <w:pStyle w:val="BodyText"/>
+      </w:pPr>
+      <w:r>
+        <w:t xml:space="preserve">올가: 도시에는 서류가 아니라 제품의 전기예요. 어디서 태어났고, 무엇으로 만들어졌고, 어떻게 얼마나 사는지. 그리고 무슨 일을 겪었는지. 좋은 일도 나쁜 일도, 떠올리기 불편한 것까지 하나도 빼지 않고요.</w:t>
+      </w:r>
+    </w:p>
+    <w:p>
+      <w:pPr>
+        <w:pStyle w:val="BodyText"/>
+      </w:pPr>
+      <w:r>
+        <w:t xml:space="preserve">이리나: 도시에가 전기라면, 이 이야기에서 우리는 뭐예요?</w:t>
+      </w:r>
+    </w:p>
+    <w:p>
+      <w:pPr>
+        <w:pStyle w:val="BodyText"/>
+      </w:pPr>
+      <w:r>
+        <w:t xml:space="preserve">올가: 우린 그 전기를 러시아어로 정직하게 쓰는 사람들이에요. 이 제품이 러시아에서 살 수 있다고 심사관이 믿게요. 지어낸 줄은 한 줄도 없이요. 의사가 가짜를 알아보듯, 심사관은 지어낸 걸 바로 알아채니까요.</w:t>
       </w:r>
     </w:p>
     <w:bookmarkEnd w:id="37"/>
